--- a/courseware/LP-No Code and Low Code Agentic AI Applications.docx
+++ b/courseware/LP-No Code and Low Code Agentic AI Applications.docx
@@ -214,11 +214,11 @@
       </w:pPr>
       <w:r>
         <w:rPr>
+          <w:rFonts w:ascii="Arial" w:hAnsi="Arial"/>
           <w:b/>
-          <w:color w:val="1F6FEB"/>
           <w:sz w:val="24"/>
         </w:rPr>
-        <w:t>Version 1.0</w:t>
+        <w:t>Version 1.1</w:t>
       </w:r>
     </w:p>
     <w:p>
@@ -374,6 +374,68 @@
             <w:r>
               <w:rPr>
                 <w:sz w:val="19"/>
+              </w:rPr>
+              <w:t>Tertiary Infotech Academy Pte Ltd</w:t>
+            </w:r>
+          </w:p>
+        </w:tc>
+      </w:tr>
+      <w:tr>
+        <w:tc>
+          <w:tcPr>
+            <w:tcW w:type="dxa" w:w="2160"/>
+          </w:tcPr>
+          <w:p>
+            <w:r/>
+            <w:r>
+              <w:rPr>
+                <w:rFonts w:ascii="Arial" w:hAnsi="Arial"/>
+                <w:sz w:val="20"/>
+              </w:rPr>
+              <w:t>1.1</w:t>
+            </w:r>
+          </w:p>
+        </w:tc>
+        <w:tc>
+          <w:tcPr>
+            <w:tcW w:type="dxa" w:w="2160"/>
+          </w:tcPr>
+          <w:p>
+            <w:r/>
+            <w:r>
+              <w:rPr>
+                <w:rFonts w:ascii="Arial" w:hAnsi="Arial"/>
+                <w:sz w:val="20"/>
+              </w:rPr>
+              <w:t>20 July 2026</w:t>
+            </w:r>
+          </w:p>
+        </w:tc>
+        <w:tc>
+          <w:tcPr>
+            <w:tcW w:type="dxa" w:w="2160"/>
+          </w:tcPr>
+          <w:p>
+            <w:r/>
+            <w:r>
+              <w:rPr>
+                <w:rFonts w:ascii="Arial" w:hAnsi="Arial"/>
+                <w:sz w:val="20"/>
+              </w:rPr>
+              <w:t>Restructured to 3 Learning Units (LU1–LU3) aligned to Course Proposal TSC ICT-BAS-0047-1.1; LOs restated as LO1–LO3 with K/A mapping; added slide-number column to all daily schedules.</w:t>
+            </w:r>
+          </w:p>
+        </w:tc>
+        <w:tc>
+          <w:tcPr>
+            <w:tcW w:type="dxa" w:w="2160"/>
+          </w:tcPr>
+          <w:p>
+            <w:r/>
+            <w:r>
+              <w:rPr>
+                <w:rFonts w:ascii="Arial" w:hAnsi="Arial"/>
+                <w:sz w:val="20"/>
               </w:rPr>
               <w:t>Tertiary Infotech Academy Pte Ltd</w:t>
             </w:r>
@@ -921,12 +983,13 @@
       </w:r>
     </w:p>
     <w:p>
-      <w:pPr>
-        <w:pStyle w:val="ListBullet"/>
-        <w:spacing w:after="40"/>
-      </w:pPr>
       <w:r>
-        <w:t>Set up n8n using a cloud trial and a local Docker Compose installation, and navigate the n8n UI.</w:t>
+        <w:rPr>
+          <w:rFonts w:ascii="Arial" w:hAnsi="Arial"/>
+          <w:i/>
+          <w:sz w:val="20"/>
+        </w:rPr>
+        <w:t>Aligned to TSC ICT-BAS-0047-1.1 — Knowledge K1–K6 (assessed by the Written Assessment) and Abilities A1–A5 (assessed by the Practical Performance).</w:t>
       </w:r>
     </w:p>
     <w:p>
@@ -935,7 +998,19 @@
         <w:spacing w:after="40"/>
       </w:pPr>
       <w:r>
-        <w:t>Apply the core concepts of triggers, actions, nodes and flows to build automated workflows.</w:t>
+        <w:rPr>
+          <w:rFonts w:ascii="Arial" w:hAnsi="Arial"/>
+          <w:b/>
+          <w:sz w:val="22"/>
+        </w:rPr>
+        <w:t xml:space="preserve">LO1 (LU1 · Topics 1–2 · K2, K4 · A1, A2): </w:t>
+      </w:r>
+      <w:r>
+        <w:rPr>
+          <w:rFonts w:ascii="Arial" w:hAnsi="Arial"/>
+          <w:sz w:val="22"/>
+        </w:rPr>
+        <w:t>Maintain proper configurations of no-code and low-code Agentic AI tools, and describe issues for appropriate escalation.</w:t>
       </w:r>
     </w:p>
     <w:p>
@@ -944,7 +1019,19 @@
         <w:spacing w:after="40"/>
       </w:pPr>
       <w:r>
-        <w:t>Automate form submissions with QR codes, send admin emails and capture data in Data Tables and Google Sheets/Excel.</w:t>
+        <w:rPr>
+          <w:rFonts w:ascii="Arial" w:hAnsi="Arial"/>
+          <w:b/>
+          <w:sz w:val="22"/>
+        </w:rPr>
+        <w:t xml:space="preserve">LO2 (LU2 · Topics 3–4 · K3, K6 · A4, A5): </w:t>
+      </w:r>
+      <w:r>
+        <w:rPr>
+          <w:rFonts w:ascii="Arial" w:hAnsi="Arial"/>
+          <w:sz w:val="22"/>
+        </w:rPr>
+        <w:t>Apply effective prompt engineering, model configuration and Retrieval Augmented Generation to integrate foundational models into low-code AI agent applications.</w:t>
       </w:r>
     </w:p>
     <w:p>
@@ -953,70 +1040,19 @@
         <w:spacing w:after="40"/>
       </w:pPr>
       <w:r>
-        <w:t>Design Telegram-triggered AI agents using LLMs, memory, tools and system instructions.</w:t>
+        <w:rPr>
+          <w:rFonts w:ascii="Arial" w:hAnsi="Arial"/>
+          <w:b/>
+          <w:sz w:val="22"/>
+        </w:rPr>
+        <w:t xml:space="preserve">LO3 (LU3 · Topics 5–8 · K5, K1 · A3): </w:t>
       </w:r>
-    </w:p>
-    <w:p>
-      <w:pPr>
-        <w:pStyle w:val="ListBullet"/>
-        <w:spacing w:after="40"/>
-      </w:pPr>
       <w:r>
-        <w:t>Expose workflows via webhooks and build website chatbots that respond to live browser requests.</w:t>
-      </w:r>
-    </w:p>
-    <w:p>
-      <w:pPr>
-        <w:pStyle w:val="ListBullet"/>
-        <w:spacing w:after="40"/>
-      </w:pPr>
-      <w:r>
-        <w:t>Integrate external services through APIs and HTTP requests, including real-time market and news data.</w:t>
-      </w:r>
-    </w:p>
-    <w:p>
-      <w:pPr>
-        <w:pStyle w:val="ListBullet"/>
-        <w:spacing w:after="40"/>
-      </w:pPr>
-      <w:r>
-        <w:t>Implement Retrieval-Augmented Generation (RAG) and route an agent between multiple data sources.</w:t>
-      </w:r>
-    </w:p>
-    <w:p>
-      <w:pPr>
-        <w:pStyle w:val="ListBullet"/>
-        <w:spacing w:after="40"/>
-      </w:pPr>
-      <w:r>
-        <w:t>Apply human-in-the-loop and guardrail patterns to make AI automations safe and reliable.</w:t>
-      </w:r>
-    </w:p>
-    <w:p>
-      <w:pPr>
-        <w:pStyle w:val="ListBullet"/>
-        <w:spacing w:after="40"/>
-      </w:pPr>
-      <w:r>
-        <w:t>Apply agentic AI to business use cases — customer onboarding and client communications with human oversight.</w:t>
-      </w:r>
-    </w:p>
-    <w:p>
-      <w:pPr>
-        <w:pStyle w:val="ListBullet"/>
-        <w:spacing w:after="40"/>
-      </w:pPr>
-      <w:r>
-        <w:t>Build voice agents with ElevenLabs and Vapi connected to n8n workflows and real calendars.</w:t>
-      </w:r>
-    </w:p>
-    <w:p>
-      <w:pPr>
-        <w:pStyle w:val="ListBullet"/>
-        <w:spacing w:after="40"/>
-      </w:pPr>
-      <w:r>
-        <w:t>Plan, build, present and self-assess an end-to-end mini capstone automation project.</w:t>
+        <w:rPr>
+          <w:rFonts w:ascii="Arial" w:hAnsi="Arial"/>
+          <w:sz w:val="22"/>
+        </w:rPr>
+        <w:t>Troubleshoot performance issues in Agentic AI applications using standard debugging methods.</w:t>
       </w:r>
     </w:p>
     <w:p>
@@ -1062,14 +1098,15 @@
         <w:tblLook w:firstColumn="1" w:firstRow="1" w:lastColumn="0" w:lastRow="0" w:noHBand="0" w:noVBand="1" w:val="04A0"/>
       </w:tblPr>
       <w:tblGrid>
-        <w:gridCol w:w="2880"/>
-        <w:gridCol w:w="2880"/>
-        <w:gridCol w:w="2880"/>
+        <w:gridCol w:w="1656"/>
+        <w:gridCol w:w="5112"/>
+        <w:gridCol w:w="1224"/>
+        <w:gridCol w:w="1512"/>
       </w:tblGrid>
       <w:tr>
         <w:tc>
           <w:tcPr>
-            <w:tcW w:type="dxa" w:w="1728"/>
+            <w:tcW w:type="dxa" w:w="1656"/>
             <w:shd w:val="clear" w:color="auto" w:fill="1F6FEB"/>
           </w:tcPr>
           <w:p>
@@ -1090,7 +1127,7 @@
         </w:tc>
         <w:tc>
           <w:tcPr>
-            <w:tcW w:type="dxa" w:w="6408"/>
+            <w:tcW w:type="dxa" w:w="5112"/>
             <w:shd w:val="clear" w:color="auto" w:fill="1F6FEB"/>
           </w:tcPr>
           <w:p>
@@ -1130,11 +1167,28 @@
             </w:r>
           </w:p>
         </w:tc>
+        <w:tc>
+          <w:tcPr>
+            <w:tcW w:type="dxa" w:w="1512"/>
+            <w:shd w:val="clear" w:color="auto" w:fill="1F6FEB"/>
+          </w:tcPr>
+          <w:p>
+            <w:r/>
+            <w:r>
+              <w:rPr>
+                <w:rFonts w:ascii="Arial" w:hAnsi="Arial"/>
+                <w:b/>
+                <w:sz w:val="19"/>
+              </w:rPr>
+              <w:t>Slides</w:t>
+            </w:r>
+          </w:p>
+        </w:tc>
       </w:tr>
       <w:tr>
         <w:tc>
           <w:tcPr>
-            <w:tcW w:type="dxa" w:w="1728"/>
+            <w:tcW w:type="dxa" w:w="1656"/>
           </w:tcPr>
           <w:p>
             <w:pPr>
@@ -1153,7 +1207,7 @@
         </w:tc>
         <w:tc>
           <w:tcPr>
-            <w:tcW w:type="dxa" w:w="6408"/>
+            <w:tcW w:type="dxa" w:w="5112"/>
           </w:tcPr>
           <w:p>
             <w:r/>
@@ -1186,11 +1240,27 @@
             </w:r>
           </w:p>
         </w:tc>
+        <w:tc>
+          <w:tcPr>
+            <w:tcW w:type="dxa" w:w="1512"/>
+          </w:tcPr>
+          <w:p>
+            <w:r/>
+            <w:r>
+              <w:rPr>
+                <w:rFonts w:ascii="Arial" w:hAnsi="Arial"/>
+                <w:b w:val="0"/>
+                <w:sz w:val="19"/>
+              </w:rPr>
+              <w:t>1–13</w:t>
+            </w:r>
+          </w:p>
+        </w:tc>
       </w:tr>
       <w:tr>
         <w:tc>
           <w:tcPr>
-            <w:tcW w:type="dxa" w:w="1728"/>
+            <w:tcW w:type="dxa" w:w="1656"/>
             <w:shd w:val="clear" w:color="auto" w:fill="E8F0FE"/>
           </w:tcPr>
           <w:p>
@@ -1210,19 +1280,18 @@
         </w:tc>
         <w:tc>
           <w:tcPr>
-            <w:tcW w:type="dxa" w:w="6408"/>
+            <w:tcW w:type="dxa" w:w="5112"/>
             <w:shd w:val="clear" w:color="auto" w:fill="E8F0FE"/>
           </w:tcPr>
           <w:p>
             <w:r/>
             <w:r>
               <w:rPr>
+                <w:rFonts w:ascii="Arial" w:hAnsi="Arial"/>
                 <w:b/>
-                <w:i w:val="0"/>
-                <w:color w:val="1F6FEB"/>
                 <w:sz w:val="19"/>
               </w:rPr>
-              <w:t>Topic 1: Fundamentals of n8n</w:t>
+              <w:t>LU1 · Topic 1: Fundamentals of n8n</w:t>
             </w:r>
           </w:p>
         </w:tc>
@@ -1246,11 +1315,28 @@
             </w:r>
           </w:p>
         </w:tc>
+        <w:tc>
+          <w:tcPr>
+            <w:tcW w:type="dxa" w:w="1512"/>
+            <w:shd w:val="clear" w:color="auto" w:fill="E8F0FE"/>
+          </w:tcPr>
+          <w:p>
+            <w:r/>
+            <w:r>
+              <w:rPr>
+                <w:rFonts w:ascii="Arial" w:hAnsi="Arial"/>
+                <w:b w:val="0"/>
+                <w:sz w:val="19"/>
+              </w:rPr>
+              <w:t>14–103</w:t>
+            </w:r>
+          </w:p>
+        </w:tc>
       </w:tr>
       <w:tr>
         <w:tc>
           <w:tcPr>
-            <w:tcW w:type="dxa" w:w="1728"/>
+            <w:tcW w:type="dxa" w:w="1656"/>
           </w:tcPr>
           <w:p>
             <w:pPr>
@@ -1269,7 +1355,7 @@
         </w:tc>
         <w:tc>
           <w:tcPr>
-            <w:tcW w:type="dxa" w:w="6408"/>
+            <w:tcW w:type="dxa" w:w="5112"/>
           </w:tcPr>
           <w:p>
             <w:r/>
@@ -1302,11 +1388,27 @@
             </w:r>
           </w:p>
         </w:tc>
+        <w:tc>
+          <w:tcPr>
+            <w:tcW w:type="dxa" w:w="1512"/>
+          </w:tcPr>
+          <w:p>
+            <w:r/>
+            <w:r>
+              <w:rPr>
+                <w:rFonts w:ascii="Arial" w:hAnsi="Arial"/>
+                <w:b w:val="0"/>
+                <w:sz w:val="19"/>
+              </w:rPr>
+              <w:t>16–26</w:t>
+            </w:r>
+          </w:p>
+        </w:tc>
       </w:tr>
       <w:tr>
         <w:tc>
           <w:tcPr>
-            <w:tcW w:type="dxa" w:w="1728"/>
+            <w:tcW w:type="dxa" w:w="1656"/>
           </w:tcPr>
           <w:p>
             <w:pPr>
@@ -1325,7 +1427,7 @@
         </w:tc>
         <w:tc>
           <w:tcPr>
-            <w:tcW w:type="dxa" w:w="6408"/>
+            <w:tcW w:type="dxa" w:w="5112"/>
           </w:tcPr>
           <w:p>
             <w:r/>
@@ -1358,11 +1460,27 @@
             </w:r>
           </w:p>
         </w:tc>
+        <w:tc>
+          <w:tcPr>
+            <w:tcW w:type="dxa" w:w="1512"/>
+          </w:tcPr>
+          <w:p>
+            <w:r/>
+            <w:r>
+              <w:rPr>
+                <w:rFonts w:ascii="Arial" w:hAnsi="Arial"/>
+                <w:b w:val="0"/>
+                <w:sz w:val="19"/>
+              </w:rPr>
+              <w:t>20–22</w:t>
+            </w:r>
+          </w:p>
+        </w:tc>
       </w:tr>
       <w:tr>
         <w:tc>
           <w:tcPr>
-            <w:tcW w:type="dxa" w:w="1728"/>
+            <w:tcW w:type="dxa" w:w="1656"/>
           </w:tcPr>
           <w:p>
             <w:pPr>
@@ -1381,7 +1499,7 @@
         </w:tc>
         <w:tc>
           <w:tcPr>
-            <w:tcW w:type="dxa" w:w="6408"/>
+            <w:tcW w:type="dxa" w:w="5112"/>
           </w:tcPr>
           <w:p>
             <w:r/>
@@ -1414,11 +1532,27 @@
             </w:r>
           </w:p>
         </w:tc>
+        <w:tc>
+          <w:tcPr>
+            <w:tcW w:type="dxa" w:w="1512"/>
+          </w:tcPr>
+          <w:p>
+            <w:r/>
+            <w:r>
+              <w:rPr>
+                <w:rFonts w:ascii="Arial" w:hAnsi="Arial"/>
+                <w:b w:val="0"/>
+                <w:sz w:val="19"/>
+              </w:rPr>
+              <w:t>27–33</w:t>
+            </w:r>
+          </w:p>
+        </w:tc>
       </w:tr>
       <w:tr>
         <w:tc>
           <w:tcPr>
-            <w:tcW w:type="dxa" w:w="1728"/>
+            <w:tcW w:type="dxa" w:w="1656"/>
           </w:tcPr>
           <w:p>
             <w:pPr>
@@ -1437,7 +1571,7 @@
         </w:tc>
         <w:tc>
           <w:tcPr>
-            <w:tcW w:type="dxa" w:w="6408"/>
+            <w:tcW w:type="dxa" w:w="5112"/>
           </w:tcPr>
           <w:p>
             <w:r/>
@@ -1470,11 +1604,27 @@
             </w:r>
           </w:p>
         </w:tc>
+        <w:tc>
+          <w:tcPr>
+            <w:tcW w:type="dxa" w:w="1512"/>
+          </w:tcPr>
+          <w:p>
+            <w:r/>
+            <w:r>
+              <w:rPr>
+                <w:rFonts w:ascii="Arial" w:hAnsi="Arial"/>
+                <w:b w:val="0"/>
+                <w:sz w:val="19"/>
+              </w:rPr>
+              <w:t>34–40</w:t>
+            </w:r>
+          </w:p>
+        </w:tc>
       </w:tr>
       <w:tr>
         <w:tc>
           <w:tcPr>
-            <w:tcW w:type="dxa" w:w="1728"/>
+            <w:tcW w:type="dxa" w:w="1656"/>
           </w:tcPr>
           <w:p>
             <w:pPr>
@@ -1493,7 +1643,7 @@
         </w:tc>
         <w:tc>
           <w:tcPr>
-            <w:tcW w:type="dxa" w:w="6408"/>
+            <w:tcW w:type="dxa" w:w="5112"/>
           </w:tcPr>
           <w:p>
             <w:r/>
@@ -1526,11 +1676,27 @@
             </w:r>
           </w:p>
         </w:tc>
+        <w:tc>
+          <w:tcPr>
+            <w:tcW w:type="dxa" w:w="1512"/>
+          </w:tcPr>
+          <w:p>
+            <w:r/>
+            <w:r>
+              <w:rPr>
+                <w:rFonts w:ascii="Arial" w:hAnsi="Arial"/>
+                <w:b w:val="0"/>
+                <w:sz w:val="19"/>
+              </w:rPr>
+              <w:t>40–50</w:t>
+            </w:r>
+          </w:p>
+        </w:tc>
       </w:tr>
       <w:tr>
         <w:tc>
           <w:tcPr>
-            <w:tcW w:type="dxa" w:w="1728"/>
+            <w:tcW w:type="dxa" w:w="1656"/>
           </w:tcPr>
           <w:p>
             <w:pPr>
@@ -1549,7 +1715,7 @@
         </w:tc>
         <w:tc>
           <w:tcPr>
-            <w:tcW w:type="dxa" w:w="6408"/>
+            <w:tcW w:type="dxa" w:w="5112"/>
           </w:tcPr>
           <w:p>
             <w:r/>
@@ -1582,11 +1748,27 @@
             </w:r>
           </w:p>
         </w:tc>
+        <w:tc>
+          <w:tcPr>
+            <w:tcW w:type="dxa" w:w="1512"/>
+          </w:tcPr>
+          <w:p>
+            <w:r/>
+            <w:r>
+              <w:rPr>
+                <w:rFonts w:ascii="Arial" w:hAnsi="Arial"/>
+                <w:b w:val="0"/>
+                <w:sz w:val="19"/>
+              </w:rPr>
+              <w:t>40–50</w:t>
+            </w:r>
+          </w:p>
+        </w:tc>
       </w:tr>
       <w:tr>
         <w:tc>
           <w:tcPr>
-            <w:tcW w:type="dxa" w:w="1728"/>
+            <w:tcW w:type="dxa" w:w="1656"/>
           </w:tcPr>
           <w:p>
             <w:pPr>
@@ -1605,7 +1787,7 @@
         </w:tc>
         <w:tc>
           <w:tcPr>
-            <w:tcW w:type="dxa" w:w="6408"/>
+            <w:tcW w:type="dxa" w:w="5112"/>
           </w:tcPr>
           <w:p>
             <w:r/>
@@ -1635,6 +1817,22 @@
                 <w:sz w:val="19"/>
               </w:rPr>
               <w:t>35 min</w:t>
+            </w:r>
+          </w:p>
+        </w:tc>
+        <w:tc>
+          <w:tcPr>
+            <w:tcW w:type="dxa" w:w="1512"/>
+          </w:tcPr>
+          <w:p>
+            <w:r/>
+            <w:r>
+              <w:rPr>
+                <w:rFonts w:ascii="Arial" w:hAnsi="Arial"/>
+                <w:b w:val="0"/>
+                <w:sz w:val="19"/>
+              </w:rPr>
+              <w:t>40–50</w:t>
             </w:r>
           </w:p>
         </w:tc>
@@ -1648,14 +1846,15 @@
         <w:tblLook w:firstColumn="1" w:firstRow="1" w:lastColumn="0" w:lastRow="0" w:noHBand="0" w:noVBand="1" w:val="04A0"/>
       </w:tblPr>
       <w:tblGrid>
-        <w:gridCol w:w="2880"/>
-        <w:gridCol w:w="2880"/>
-        <w:gridCol w:w="2880"/>
+        <w:gridCol w:w="1656"/>
+        <w:gridCol w:w="5112"/>
+        <w:gridCol w:w="1224"/>
+        <w:gridCol w:w="1512"/>
       </w:tblGrid>
       <w:tr>
         <w:tc>
           <w:tcPr>
-            <w:tcW w:type="dxa" w:w="1728"/>
+            <w:tcW w:type="dxa" w:w="1656"/>
             <w:shd w:val="clear" w:color="auto" w:fill="1F6FEB"/>
           </w:tcPr>
           <w:p>
@@ -1676,7 +1875,7 @@
         </w:tc>
         <w:tc>
           <w:tcPr>
-            <w:tcW w:type="dxa" w:w="6408"/>
+            <w:tcW w:type="dxa" w:w="5112"/>
             <w:shd w:val="clear" w:color="auto" w:fill="1F6FEB"/>
           </w:tcPr>
           <w:p>
@@ -1716,11 +1915,28 @@
             </w:r>
           </w:p>
         </w:tc>
+        <w:tc>
+          <w:tcPr>
+            <w:tcW w:type="dxa" w:w="1512"/>
+            <w:shd w:val="clear" w:color="auto" w:fill="1F6FEB"/>
+          </w:tcPr>
+          <w:p>
+            <w:r/>
+            <w:r>
+              <w:rPr>
+                <w:rFonts w:ascii="Arial" w:hAnsi="Arial"/>
+                <w:b/>
+                <w:sz w:val="19"/>
+              </w:rPr>
+              <w:t>Slides</w:t>
+            </w:r>
+          </w:p>
+        </w:tc>
       </w:tr>
       <w:tr>
         <w:tc>
           <w:tcPr>
-            <w:tcW w:type="dxa" w:w="1728"/>
+            <w:tcW w:type="dxa" w:w="1656"/>
             <w:shd w:val="clear" w:color="auto" w:fill="FFF4E5"/>
           </w:tcPr>
           <w:p>
@@ -1740,7 +1956,7 @@
         </w:tc>
         <w:tc>
           <w:tcPr>
-            <w:tcW w:type="dxa" w:w="6408"/>
+            <w:tcW w:type="dxa" w:w="5112"/>
             <w:shd w:val="clear" w:color="auto" w:fill="FFF4E5"/>
           </w:tcPr>
           <w:p>
@@ -1773,6 +1989,23 @@
                 <w:sz w:val="19"/>
               </w:rPr>
               <w:t>60 min</w:t>
+            </w:r>
+          </w:p>
+        </w:tc>
+        <w:tc>
+          <w:tcPr>
+            <w:tcW w:type="dxa" w:w="1512"/>
+            <w:shd w:val="clear" w:color="auto" w:fill="FFF4E5"/>
+          </w:tcPr>
+          <w:p>
+            <w:r/>
+            <w:r>
+              <w:rPr>
+                <w:rFonts w:ascii="Arial" w:hAnsi="Arial"/>
+                <w:b w:val="0"/>
+                <w:sz w:val="19"/>
+              </w:rPr>
+              <w:t>—</w:t>
             </w:r>
           </w:p>
         </w:tc>
@@ -1799,14 +2032,15 @@
         <w:tblLook w:firstColumn="1" w:firstRow="1" w:lastColumn="0" w:lastRow="0" w:noHBand="0" w:noVBand="1" w:val="04A0"/>
       </w:tblPr>
       <w:tblGrid>
-        <w:gridCol w:w="2880"/>
-        <w:gridCol w:w="2880"/>
-        <w:gridCol w:w="2880"/>
+        <w:gridCol w:w="1656"/>
+        <w:gridCol w:w="5112"/>
+        <w:gridCol w:w="1224"/>
+        <w:gridCol w:w="1512"/>
       </w:tblGrid>
       <w:tr>
         <w:tc>
           <w:tcPr>
-            <w:tcW w:type="dxa" w:w="1728"/>
+            <w:tcW w:type="dxa" w:w="1656"/>
             <w:shd w:val="clear" w:color="auto" w:fill="1F6FEB"/>
           </w:tcPr>
           <w:p>
@@ -1827,7 +2061,7 @@
         </w:tc>
         <w:tc>
           <w:tcPr>
-            <w:tcW w:type="dxa" w:w="6408"/>
+            <w:tcW w:type="dxa" w:w="5112"/>
             <w:shd w:val="clear" w:color="auto" w:fill="1F6FEB"/>
           </w:tcPr>
           <w:p>
@@ -1867,11 +2101,28 @@
             </w:r>
           </w:p>
         </w:tc>
+        <w:tc>
+          <w:tcPr>
+            <w:tcW w:type="dxa" w:w="1512"/>
+            <w:shd w:val="clear" w:color="auto" w:fill="1F6FEB"/>
+          </w:tcPr>
+          <w:p>
+            <w:r/>
+            <w:r>
+              <w:rPr>
+                <w:rFonts w:ascii="Arial" w:hAnsi="Arial"/>
+                <w:b/>
+                <w:sz w:val="19"/>
+              </w:rPr>
+              <w:t>Slides</w:t>
+            </w:r>
+          </w:p>
+        </w:tc>
       </w:tr>
       <w:tr>
         <w:tc>
           <w:tcPr>
-            <w:tcW w:type="dxa" w:w="1728"/>
+            <w:tcW w:type="dxa" w:w="1656"/>
           </w:tcPr>
           <w:p>
             <w:pPr>
@@ -1890,7 +2141,7 @@
         </w:tc>
         <w:tc>
           <w:tcPr>
-            <w:tcW w:type="dxa" w:w="6408"/>
+            <w:tcW w:type="dxa" w:w="5112"/>
           </w:tcPr>
           <w:p>
             <w:r/>
@@ -1923,11 +2174,27 @@
             </w:r>
           </w:p>
         </w:tc>
+        <w:tc>
+          <w:tcPr>
+            <w:tcW w:type="dxa" w:w="1512"/>
+          </w:tcPr>
+          <w:p>
+            <w:r/>
+            <w:r>
+              <w:rPr>
+                <w:rFonts w:ascii="Arial" w:hAnsi="Arial"/>
+                <w:b w:val="0"/>
+                <w:sz w:val="19"/>
+              </w:rPr>
+              <w:t>59–66</w:t>
+            </w:r>
+          </w:p>
+        </w:tc>
       </w:tr>
       <w:tr>
         <w:tc>
           <w:tcPr>
-            <w:tcW w:type="dxa" w:w="1728"/>
+            <w:tcW w:type="dxa" w:w="1656"/>
           </w:tcPr>
           <w:p>
             <w:pPr>
@@ -1946,7 +2213,7 @@
         </w:tc>
         <w:tc>
           <w:tcPr>
-            <w:tcW w:type="dxa" w:w="6408"/>
+            <w:tcW w:type="dxa" w:w="5112"/>
           </w:tcPr>
           <w:p>
             <w:r/>
@@ -1979,11 +2246,27 @@
             </w:r>
           </w:p>
         </w:tc>
+        <w:tc>
+          <w:tcPr>
+            <w:tcW w:type="dxa" w:w="1512"/>
+          </w:tcPr>
+          <w:p>
+            <w:r/>
+            <w:r>
+              <w:rPr>
+                <w:rFonts w:ascii="Arial" w:hAnsi="Arial"/>
+                <w:b w:val="0"/>
+                <w:sz w:val="19"/>
+              </w:rPr>
+              <w:t>67–75</w:t>
+            </w:r>
+          </w:p>
+        </w:tc>
       </w:tr>
       <w:tr>
         <w:tc>
           <w:tcPr>
-            <w:tcW w:type="dxa" w:w="1728"/>
+            <w:tcW w:type="dxa" w:w="1656"/>
             <w:shd w:val="clear" w:color="auto" w:fill="FFF4E5"/>
           </w:tcPr>
           <w:p>
@@ -2003,7 +2286,7 @@
         </w:tc>
         <w:tc>
           <w:tcPr>
-            <w:tcW w:type="dxa" w:w="6408"/>
+            <w:tcW w:type="dxa" w:w="5112"/>
             <w:shd w:val="clear" w:color="auto" w:fill="FFF4E5"/>
           </w:tcPr>
           <w:p>
@@ -2039,11 +2322,28 @@
             </w:r>
           </w:p>
         </w:tc>
+        <w:tc>
+          <w:tcPr>
+            <w:tcW w:type="dxa" w:w="1512"/>
+            <w:shd w:val="clear" w:color="auto" w:fill="FFF4E5"/>
+          </w:tcPr>
+          <w:p>
+            <w:r/>
+            <w:r>
+              <w:rPr>
+                <w:rFonts w:ascii="Arial" w:hAnsi="Arial"/>
+                <w:b w:val="0"/>
+                <w:sz w:val="19"/>
+              </w:rPr>
+              <w:t>—</w:t>
+            </w:r>
+          </w:p>
+        </w:tc>
       </w:tr>
       <w:tr>
         <w:tc>
           <w:tcPr>
-            <w:tcW w:type="dxa" w:w="1728"/>
+            <w:tcW w:type="dxa" w:w="1656"/>
             <w:shd w:val="clear" w:color="auto" w:fill="E8F0FE"/>
           </w:tcPr>
           <w:p>
@@ -2063,19 +2363,18 @@
         </w:tc>
         <w:tc>
           <w:tcPr>
-            <w:tcW w:type="dxa" w:w="6408"/>
+            <w:tcW w:type="dxa" w:w="5112"/>
             <w:shd w:val="clear" w:color="auto" w:fill="E8F0FE"/>
           </w:tcPr>
           <w:p>
             <w:r/>
             <w:r>
               <w:rPr>
+                <w:rFonts w:ascii="Arial" w:hAnsi="Arial"/>
                 <w:b/>
-                <w:i w:val="0"/>
-                <w:color w:val="1F6FEB"/>
                 <w:sz w:val="19"/>
               </w:rPr>
-              <w:t>Topic 2: AI Agents</w:t>
+              <w:t>LU1 · Topic 2: AI Agents</w:t>
             </w:r>
           </w:p>
         </w:tc>
@@ -2099,11 +2398,28 @@
             </w:r>
           </w:p>
         </w:tc>
+        <w:tc>
+          <w:tcPr>
+            <w:tcW w:type="dxa" w:w="1512"/>
+            <w:shd w:val="clear" w:color="auto" w:fill="E8F0FE"/>
+          </w:tcPr>
+          <w:p>
+            <w:r/>
+            <w:r>
+              <w:rPr>
+                <w:rFonts w:ascii="Arial" w:hAnsi="Arial"/>
+                <w:b w:val="0"/>
+                <w:sz w:val="19"/>
+              </w:rPr>
+              <w:t>76–103</w:t>
+            </w:r>
+          </w:p>
+        </w:tc>
       </w:tr>
       <w:tr>
         <w:tc>
           <w:tcPr>
-            <w:tcW w:type="dxa" w:w="1728"/>
+            <w:tcW w:type="dxa" w:w="1656"/>
           </w:tcPr>
           <w:p>
             <w:pPr>
@@ -2122,7 +2438,7 @@
         </w:tc>
         <w:tc>
           <w:tcPr>
-            <w:tcW w:type="dxa" w:w="6408"/>
+            <w:tcW w:type="dxa" w:w="5112"/>
           </w:tcPr>
           <w:p>
             <w:r/>
@@ -2155,11 +2471,27 @@
             </w:r>
           </w:p>
         </w:tc>
+        <w:tc>
+          <w:tcPr>
+            <w:tcW w:type="dxa" w:w="1512"/>
+          </w:tcPr>
+          <w:p>
+            <w:r/>
+            <w:r>
+              <w:rPr>
+                <w:rFonts w:ascii="Arial" w:hAnsi="Arial"/>
+                <w:b w:val="0"/>
+                <w:sz w:val="19"/>
+              </w:rPr>
+              <w:t>77–84</w:t>
+            </w:r>
+          </w:p>
+        </w:tc>
       </w:tr>
       <w:tr>
         <w:tc>
           <w:tcPr>
-            <w:tcW w:type="dxa" w:w="1728"/>
+            <w:tcW w:type="dxa" w:w="1656"/>
           </w:tcPr>
           <w:p>
             <w:pPr>
@@ -2178,7 +2510,7 @@
         </w:tc>
         <w:tc>
           <w:tcPr>
-            <w:tcW w:type="dxa" w:w="6408"/>
+            <w:tcW w:type="dxa" w:w="5112"/>
           </w:tcPr>
           <w:p>
             <w:r/>
@@ -2211,11 +2543,27 @@
             </w:r>
           </w:p>
         </w:tc>
+        <w:tc>
+          <w:tcPr>
+            <w:tcW w:type="dxa" w:w="1512"/>
+          </w:tcPr>
+          <w:p>
+            <w:r/>
+            <w:r>
+              <w:rPr>
+                <w:rFonts w:ascii="Arial" w:hAnsi="Arial"/>
+                <w:b w:val="0"/>
+                <w:sz w:val="19"/>
+              </w:rPr>
+              <w:t>85–94</w:t>
+            </w:r>
+          </w:p>
+        </w:tc>
       </w:tr>
       <w:tr>
         <w:tc>
           <w:tcPr>
-            <w:tcW w:type="dxa" w:w="1728"/>
+            <w:tcW w:type="dxa" w:w="1656"/>
           </w:tcPr>
           <w:p>
             <w:pPr>
@@ -2234,7 +2582,7 @@
         </w:tc>
         <w:tc>
           <w:tcPr>
-            <w:tcW w:type="dxa" w:w="6408"/>
+            <w:tcW w:type="dxa" w:w="5112"/>
           </w:tcPr>
           <w:p>
             <w:r/>
@@ -2267,11 +2615,27 @@
             </w:r>
           </w:p>
         </w:tc>
+        <w:tc>
+          <w:tcPr>
+            <w:tcW w:type="dxa" w:w="1512"/>
+          </w:tcPr>
+          <w:p>
+            <w:r/>
+            <w:r>
+              <w:rPr>
+                <w:rFonts w:ascii="Arial" w:hAnsi="Arial"/>
+                <w:b w:val="0"/>
+                <w:sz w:val="19"/>
+              </w:rPr>
+              <w:t>95–103</w:t>
+            </w:r>
+          </w:p>
+        </w:tc>
       </w:tr>
       <w:tr>
         <w:tc>
           <w:tcPr>
-            <w:tcW w:type="dxa" w:w="1728"/>
+            <w:tcW w:type="dxa" w:w="1656"/>
           </w:tcPr>
           <w:p>
             <w:pPr>
@@ -2290,7 +2654,7 @@
         </w:tc>
         <w:tc>
           <w:tcPr>
-            <w:tcW w:type="dxa" w:w="6408"/>
+            <w:tcW w:type="dxa" w:w="5112"/>
           </w:tcPr>
           <w:p>
             <w:r/>
@@ -2320,6 +2684,22 @@
                 <w:sz w:val="19"/>
               </w:rPr>
               <w:t>25 min</w:t>
+            </w:r>
+          </w:p>
+        </w:tc>
+        <w:tc>
+          <w:tcPr>
+            <w:tcW w:type="dxa" w:w="1512"/>
+          </w:tcPr>
+          <w:p>
+            <w:r/>
+            <w:r>
+              <w:rPr>
+                <w:rFonts w:ascii="Arial" w:hAnsi="Arial"/>
+                <w:b w:val="0"/>
+                <w:sz w:val="19"/>
+              </w:rPr>
+              <w:t>—</w:t>
             </w:r>
           </w:p>
         </w:tc>
@@ -2368,14 +2748,15 @@
         <w:tblLook w:firstColumn="1" w:firstRow="1" w:lastColumn="0" w:lastRow="0" w:noHBand="0" w:noVBand="1" w:val="04A0"/>
       </w:tblPr>
       <w:tblGrid>
-        <w:gridCol w:w="2880"/>
-        <w:gridCol w:w="2880"/>
-        <w:gridCol w:w="2880"/>
+        <w:gridCol w:w="1656"/>
+        <w:gridCol w:w="5112"/>
+        <w:gridCol w:w="1224"/>
+        <w:gridCol w:w="1512"/>
       </w:tblGrid>
       <w:tr>
         <w:tc>
           <w:tcPr>
-            <w:tcW w:type="dxa" w:w="1728"/>
+            <w:tcW w:type="dxa" w:w="1656"/>
             <w:shd w:val="clear" w:color="auto" w:fill="1F6FEB"/>
           </w:tcPr>
           <w:p>
@@ -2396,7 +2777,7 @@
         </w:tc>
         <w:tc>
           <w:tcPr>
-            <w:tcW w:type="dxa" w:w="6408"/>
+            <w:tcW w:type="dxa" w:w="5112"/>
             <w:shd w:val="clear" w:color="auto" w:fill="1F6FEB"/>
           </w:tcPr>
           <w:p>
@@ -2436,11 +2817,28 @@
             </w:r>
           </w:p>
         </w:tc>
+        <w:tc>
+          <w:tcPr>
+            <w:tcW w:type="dxa" w:w="1512"/>
+            <w:shd w:val="clear" w:color="auto" w:fill="1F6FEB"/>
+          </w:tcPr>
+          <w:p>
+            <w:r/>
+            <w:r>
+              <w:rPr>
+                <w:rFonts w:ascii="Arial" w:hAnsi="Arial"/>
+                <w:b/>
+                <w:sz w:val="19"/>
+              </w:rPr>
+              <w:t>Slides</w:t>
+            </w:r>
+          </w:p>
+        </w:tc>
       </w:tr>
       <w:tr>
         <w:tc>
           <w:tcPr>
-            <w:tcW w:type="dxa" w:w="1728"/>
+            <w:tcW w:type="dxa" w:w="1656"/>
           </w:tcPr>
           <w:p>
             <w:pPr>
@@ -2459,7 +2857,7 @@
         </w:tc>
         <w:tc>
           <w:tcPr>
-            <w:tcW w:type="dxa" w:w="6408"/>
+            <w:tcW w:type="dxa" w:w="5112"/>
           </w:tcPr>
           <w:p>
             <w:r/>
@@ -2492,11 +2890,27 @@
             </w:r>
           </w:p>
         </w:tc>
+        <w:tc>
+          <w:tcPr>
+            <w:tcW w:type="dxa" w:w="1512"/>
+          </w:tcPr>
+          <w:p>
+            <w:r/>
+            <w:r>
+              <w:rPr>
+                <w:rFonts w:ascii="Arial" w:hAnsi="Arial"/>
+                <w:b w:val="0"/>
+                <w:sz w:val="19"/>
+              </w:rPr>
+              <w:t>—</w:t>
+            </w:r>
+          </w:p>
+        </w:tc>
       </w:tr>
       <w:tr>
         <w:tc>
           <w:tcPr>
-            <w:tcW w:type="dxa" w:w="1728"/>
+            <w:tcW w:type="dxa" w:w="1656"/>
             <w:shd w:val="clear" w:color="auto" w:fill="E8F0FE"/>
           </w:tcPr>
           <w:p>
@@ -2516,19 +2930,18 @@
         </w:tc>
         <w:tc>
           <w:tcPr>
-            <w:tcW w:type="dxa" w:w="6408"/>
+            <w:tcW w:type="dxa" w:w="5112"/>
             <w:shd w:val="clear" w:color="auto" w:fill="E8F0FE"/>
           </w:tcPr>
           <w:p>
             <w:r/>
             <w:r>
               <w:rPr>
+                <w:rFonts w:ascii="Arial" w:hAnsi="Arial"/>
                 <w:b/>
-                <w:i w:val="0"/>
-                <w:color w:val="1F6FEB"/>
                 <w:sz w:val="19"/>
               </w:rPr>
-              <w:t>Topic 3: Webhook and HTTP Request</w:t>
+              <w:t>LU2 · Topic 3: Webhook and HTTP Request</w:t>
             </w:r>
           </w:p>
         </w:tc>
@@ -2552,11 +2965,28 @@
             </w:r>
           </w:p>
         </w:tc>
+        <w:tc>
+          <w:tcPr>
+            <w:tcW w:type="dxa" w:w="1512"/>
+            <w:shd w:val="clear" w:color="auto" w:fill="E8F0FE"/>
+          </w:tcPr>
+          <w:p>
+            <w:r/>
+            <w:r>
+              <w:rPr>
+                <w:rFonts w:ascii="Arial" w:hAnsi="Arial"/>
+                <w:b w:val="0"/>
+                <w:sz w:val="19"/>
+              </w:rPr>
+              <w:t>104–150</w:t>
+            </w:r>
+          </w:p>
+        </w:tc>
       </w:tr>
       <w:tr>
         <w:tc>
           <w:tcPr>
-            <w:tcW w:type="dxa" w:w="1728"/>
+            <w:tcW w:type="dxa" w:w="1656"/>
           </w:tcPr>
           <w:p>
             <w:pPr>
@@ -2575,7 +3005,7 @@
         </w:tc>
         <w:tc>
           <w:tcPr>
-            <w:tcW w:type="dxa" w:w="6408"/>
+            <w:tcW w:type="dxa" w:w="5112"/>
           </w:tcPr>
           <w:p>
             <w:r/>
@@ -2608,11 +3038,27 @@
             </w:r>
           </w:p>
         </w:tc>
+        <w:tc>
+          <w:tcPr>
+            <w:tcW w:type="dxa" w:w="1512"/>
+          </w:tcPr>
+          <w:p>
+            <w:r/>
+            <w:r>
+              <w:rPr>
+                <w:rFonts w:ascii="Arial" w:hAnsi="Arial"/>
+                <w:b w:val="0"/>
+                <w:sz w:val="19"/>
+              </w:rPr>
+              <w:t>—</w:t>
+            </w:r>
+          </w:p>
+        </w:tc>
       </w:tr>
       <w:tr>
         <w:tc>
           <w:tcPr>
-            <w:tcW w:type="dxa" w:w="1728"/>
+            <w:tcW w:type="dxa" w:w="1656"/>
           </w:tcPr>
           <w:p>
             <w:pPr>
@@ -2631,7 +3077,7 @@
         </w:tc>
         <w:tc>
           <w:tcPr>
-            <w:tcW w:type="dxa" w:w="6408"/>
+            <w:tcW w:type="dxa" w:w="5112"/>
           </w:tcPr>
           <w:p>
             <w:r/>
@@ -2664,11 +3110,27 @@
             </w:r>
           </w:p>
         </w:tc>
+        <w:tc>
+          <w:tcPr>
+            <w:tcW w:type="dxa" w:w="1512"/>
+          </w:tcPr>
+          <w:p>
+            <w:r/>
+            <w:r>
+              <w:rPr>
+                <w:rFonts w:ascii="Arial" w:hAnsi="Arial"/>
+                <w:b w:val="0"/>
+                <w:sz w:val="19"/>
+              </w:rPr>
+              <w:t>112–132</w:t>
+            </w:r>
+          </w:p>
+        </w:tc>
       </w:tr>
       <w:tr>
         <w:tc>
           <w:tcPr>
-            <w:tcW w:type="dxa" w:w="1728"/>
+            <w:tcW w:type="dxa" w:w="1656"/>
             <w:shd w:val="clear" w:color="auto" w:fill="FFF4E5"/>
           </w:tcPr>
           <w:p>
@@ -2688,7 +3150,7 @@
         </w:tc>
         <w:tc>
           <w:tcPr>
-            <w:tcW w:type="dxa" w:w="6408"/>
+            <w:tcW w:type="dxa" w:w="5112"/>
             <w:shd w:val="clear" w:color="auto" w:fill="FFF4E5"/>
           </w:tcPr>
           <w:p>
@@ -2724,11 +3186,28 @@
             </w:r>
           </w:p>
         </w:tc>
+        <w:tc>
+          <w:tcPr>
+            <w:tcW w:type="dxa" w:w="1512"/>
+            <w:shd w:val="clear" w:color="auto" w:fill="FFF4E5"/>
+          </w:tcPr>
+          <w:p>
+            <w:r/>
+            <w:r>
+              <w:rPr>
+                <w:rFonts w:ascii="Arial" w:hAnsi="Arial"/>
+                <w:b w:val="0"/>
+                <w:sz w:val="19"/>
+              </w:rPr>
+              <w:t>—</w:t>
+            </w:r>
+          </w:p>
+        </w:tc>
       </w:tr>
       <w:tr>
         <w:tc>
           <w:tcPr>
-            <w:tcW w:type="dxa" w:w="1728"/>
+            <w:tcW w:type="dxa" w:w="1656"/>
           </w:tcPr>
           <w:p>
             <w:pPr>
@@ -2747,7 +3226,7 @@
         </w:tc>
         <w:tc>
           <w:tcPr>
-            <w:tcW w:type="dxa" w:w="6408"/>
+            <w:tcW w:type="dxa" w:w="5112"/>
           </w:tcPr>
           <w:p>
             <w:r/>
@@ -2780,11 +3259,27 @@
             </w:r>
           </w:p>
         </w:tc>
+        <w:tc>
+          <w:tcPr>
+            <w:tcW w:type="dxa" w:w="1512"/>
+          </w:tcPr>
+          <w:p>
+            <w:r/>
+            <w:r>
+              <w:rPr>
+                <w:rFonts w:ascii="Arial" w:hAnsi="Arial"/>
+                <w:b w:val="0"/>
+                <w:sz w:val="19"/>
+              </w:rPr>
+              <w:t>—</w:t>
+            </w:r>
+          </w:p>
+        </w:tc>
       </w:tr>
       <w:tr>
         <w:tc>
           <w:tcPr>
-            <w:tcW w:type="dxa" w:w="1728"/>
+            <w:tcW w:type="dxa" w:w="1656"/>
           </w:tcPr>
           <w:p>
             <w:pPr>
@@ -2803,7 +3298,7 @@
         </w:tc>
         <w:tc>
           <w:tcPr>
-            <w:tcW w:type="dxa" w:w="6408"/>
+            <w:tcW w:type="dxa" w:w="5112"/>
           </w:tcPr>
           <w:p>
             <w:r/>
@@ -2836,11 +3331,27 @@
             </w:r>
           </w:p>
         </w:tc>
+        <w:tc>
+          <w:tcPr>
+            <w:tcW w:type="dxa" w:w="1512"/>
+          </w:tcPr>
+          <w:p>
+            <w:r/>
+            <w:r>
+              <w:rPr>
+                <w:rFonts w:ascii="Arial" w:hAnsi="Arial"/>
+                <w:b w:val="0"/>
+                <w:sz w:val="19"/>
+              </w:rPr>
+              <w:t>—</w:t>
+            </w:r>
+          </w:p>
+        </w:tc>
       </w:tr>
       <w:tr>
         <w:tc>
           <w:tcPr>
-            <w:tcW w:type="dxa" w:w="1728"/>
+            <w:tcW w:type="dxa" w:w="1656"/>
           </w:tcPr>
           <w:p>
             <w:pPr>
@@ -2859,7 +3370,7 @@
         </w:tc>
         <w:tc>
           <w:tcPr>
-            <w:tcW w:type="dxa" w:w="6408"/>
+            <w:tcW w:type="dxa" w:w="5112"/>
           </w:tcPr>
           <w:p>
             <w:r/>
@@ -2889,6 +3400,22 @@
                 <w:sz w:val="19"/>
               </w:rPr>
               <w:t>20 min</w:t>
+            </w:r>
+          </w:p>
+        </w:tc>
+        <w:tc>
+          <w:tcPr>
+            <w:tcW w:type="dxa" w:w="1512"/>
+          </w:tcPr>
+          <w:p>
+            <w:r/>
+            <w:r>
+              <w:rPr>
+                <w:rFonts w:ascii="Arial" w:hAnsi="Arial"/>
+                <w:b w:val="0"/>
+                <w:sz w:val="19"/>
+              </w:rPr>
+              <w:t>133–150</w:t>
             </w:r>
           </w:p>
         </w:tc>
@@ -2902,14 +3429,15 @@
         <w:tblLook w:firstColumn="1" w:firstRow="1" w:lastColumn="0" w:lastRow="0" w:noHBand="0" w:noVBand="1" w:val="04A0"/>
       </w:tblPr>
       <w:tblGrid>
-        <w:gridCol w:w="2880"/>
-        <w:gridCol w:w="2880"/>
-        <w:gridCol w:w="2880"/>
+        <w:gridCol w:w="1656"/>
+        <w:gridCol w:w="5112"/>
+        <w:gridCol w:w="1224"/>
+        <w:gridCol w:w="1512"/>
       </w:tblGrid>
       <w:tr>
         <w:tc>
           <w:tcPr>
-            <w:tcW w:type="dxa" w:w="1728"/>
+            <w:tcW w:type="dxa" w:w="1656"/>
             <w:shd w:val="clear" w:color="auto" w:fill="1F6FEB"/>
           </w:tcPr>
           <w:p>
@@ -2930,7 +3458,7 @@
         </w:tc>
         <w:tc>
           <w:tcPr>
-            <w:tcW w:type="dxa" w:w="6408"/>
+            <w:tcW w:type="dxa" w:w="5112"/>
             <w:shd w:val="clear" w:color="auto" w:fill="1F6FEB"/>
           </w:tcPr>
           <w:p>
@@ -2970,11 +3498,28 @@
             </w:r>
           </w:p>
         </w:tc>
+        <w:tc>
+          <w:tcPr>
+            <w:tcW w:type="dxa" w:w="1512"/>
+            <w:shd w:val="clear" w:color="auto" w:fill="1F6FEB"/>
+          </w:tcPr>
+          <w:p>
+            <w:r/>
+            <w:r>
+              <w:rPr>
+                <w:rFonts w:ascii="Arial" w:hAnsi="Arial"/>
+                <w:b/>
+                <w:sz w:val="19"/>
+              </w:rPr>
+              <w:t>Slides</w:t>
+            </w:r>
+          </w:p>
+        </w:tc>
       </w:tr>
       <w:tr>
         <w:tc>
           <w:tcPr>
-            <w:tcW w:type="dxa" w:w="1728"/>
+            <w:tcW w:type="dxa" w:w="1656"/>
             <w:shd w:val="clear" w:color="auto" w:fill="FFF4E5"/>
           </w:tcPr>
           <w:p>
@@ -2994,7 +3539,7 @@
         </w:tc>
         <w:tc>
           <w:tcPr>
-            <w:tcW w:type="dxa" w:w="6408"/>
+            <w:tcW w:type="dxa" w:w="5112"/>
             <w:shd w:val="clear" w:color="auto" w:fill="FFF4E5"/>
           </w:tcPr>
           <w:p>
@@ -3027,6 +3572,23 @@
                 <w:sz w:val="19"/>
               </w:rPr>
               <w:t>60 min</w:t>
+            </w:r>
+          </w:p>
+        </w:tc>
+        <w:tc>
+          <w:tcPr>
+            <w:tcW w:type="dxa" w:w="1512"/>
+            <w:shd w:val="clear" w:color="auto" w:fill="FFF4E5"/>
+          </w:tcPr>
+          <w:p>
+            <w:r/>
+            <w:r>
+              <w:rPr>
+                <w:rFonts w:ascii="Arial" w:hAnsi="Arial"/>
+                <w:b w:val="0"/>
+                <w:sz w:val="19"/>
+              </w:rPr>
+              <w:t>—</w:t>
             </w:r>
           </w:p>
         </w:tc>
@@ -3053,14 +3615,15 @@
         <w:tblLook w:firstColumn="1" w:firstRow="1" w:lastColumn="0" w:lastRow="0" w:noHBand="0" w:noVBand="1" w:val="04A0"/>
       </w:tblPr>
       <w:tblGrid>
-        <w:gridCol w:w="2880"/>
-        <w:gridCol w:w="2880"/>
-        <w:gridCol w:w="2880"/>
+        <w:gridCol w:w="1656"/>
+        <w:gridCol w:w="5112"/>
+        <w:gridCol w:w="1224"/>
+        <w:gridCol w:w="1512"/>
       </w:tblGrid>
       <w:tr>
         <w:tc>
           <w:tcPr>
-            <w:tcW w:type="dxa" w:w="1728"/>
+            <w:tcW w:type="dxa" w:w="1656"/>
             <w:shd w:val="clear" w:color="auto" w:fill="1F6FEB"/>
           </w:tcPr>
           <w:p>
@@ -3081,7 +3644,7 @@
         </w:tc>
         <w:tc>
           <w:tcPr>
-            <w:tcW w:type="dxa" w:w="6408"/>
+            <w:tcW w:type="dxa" w:w="5112"/>
             <w:shd w:val="clear" w:color="auto" w:fill="1F6FEB"/>
           </w:tcPr>
           <w:p>
@@ -3121,11 +3684,28 @@
             </w:r>
           </w:p>
         </w:tc>
+        <w:tc>
+          <w:tcPr>
+            <w:tcW w:type="dxa" w:w="1512"/>
+            <w:shd w:val="clear" w:color="auto" w:fill="1F6FEB"/>
+          </w:tcPr>
+          <w:p>
+            <w:r/>
+            <w:r>
+              <w:rPr>
+                <w:rFonts w:ascii="Arial" w:hAnsi="Arial"/>
+                <w:b/>
+                <w:sz w:val="19"/>
+              </w:rPr>
+              <w:t>Slides</w:t>
+            </w:r>
+          </w:p>
+        </w:tc>
       </w:tr>
       <w:tr>
         <w:tc>
           <w:tcPr>
-            <w:tcW w:type="dxa" w:w="1728"/>
+            <w:tcW w:type="dxa" w:w="1656"/>
             <w:shd w:val="clear" w:color="auto" w:fill="E8F0FE"/>
           </w:tcPr>
           <w:p>
@@ -3145,7 +3725,7 @@
         </w:tc>
         <w:tc>
           <w:tcPr>
-            <w:tcW w:type="dxa" w:w="6408"/>
+            <w:tcW w:type="dxa" w:w="5112"/>
             <w:shd w:val="clear" w:color="auto" w:fill="E8F0FE"/>
           </w:tcPr>
           <w:p>
@@ -3181,11 +3761,28 @@
             </w:r>
           </w:p>
         </w:tc>
+        <w:tc>
+          <w:tcPr>
+            <w:tcW w:type="dxa" w:w="1512"/>
+            <w:shd w:val="clear" w:color="auto" w:fill="E8F0FE"/>
+          </w:tcPr>
+          <w:p>
+            <w:r/>
+            <w:r>
+              <w:rPr>
+                <w:rFonts w:ascii="Arial" w:hAnsi="Arial"/>
+                <w:b w:val="0"/>
+                <w:sz w:val="19"/>
+              </w:rPr>
+              <w:t>104–150</w:t>
+            </w:r>
+          </w:p>
+        </w:tc>
       </w:tr>
       <w:tr>
         <w:tc>
           <w:tcPr>
-            <w:tcW w:type="dxa" w:w="1728"/>
+            <w:tcW w:type="dxa" w:w="1656"/>
           </w:tcPr>
           <w:p>
             <w:pPr>
@@ -3204,7 +3801,7 @@
         </w:tc>
         <w:tc>
           <w:tcPr>
-            <w:tcW w:type="dxa" w:w="6408"/>
+            <w:tcW w:type="dxa" w:w="5112"/>
           </w:tcPr>
           <w:p>
             <w:r/>
@@ -3237,11 +3834,27 @@
             </w:r>
           </w:p>
         </w:tc>
+        <w:tc>
+          <w:tcPr>
+            <w:tcW w:type="dxa" w:w="1512"/>
+          </w:tcPr>
+          <w:p>
+            <w:r/>
+            <w:r>
+              <w:rPr>
+                <w:rFonts w:ascii="Arial" w:hAnsi="Arial"/>
+                <w:b w:val="0"/>
+                <w:sz w:val="19"/>
+              </w:rPr>
+              <w:t>133–150</w:t>
+            </w:r>
+          </w:p>
+        </w:tc>
       </w:tr>
       <w:tr>
         <w:tc>
           <w:tcPr>
-            <w:tcW w:type="dxa" w:w="1728"/>
+            <w:tcW w:type="dxa" w:w="1656"/>
             <w:shd w:val="clear" w:color="auto" w:fill="E8F0FE"/>
           </w:tcPr>
           <w:p>
@@ -3261,19 +3874,18 @@
         </w:tc>
         <w:tc>
           <w:tcPr>
-            <w:tcW w:type="dxa" w:w="6408"/>
+            <w:tcW w:type="dxa" w:w="5112"/>
             <w:shd w:val="clear" w:color="auto" w:fill="E8F0FE"/>
           </w:tcPr>
           <w:p>
             <w:r/>
             <w:r>
               <w:rPr>
+                <w:rFonts w:ascii="Arial" w:hAnsi="Arial"/>
                 <w:b/>
-                <w:i w:val="0"/>
-                <w:color w:val="1F6FEB"/>
                 <w:sz w:val="19"/>
               </w:rPr>
-              <w:t>Topic 4: Retrieval-Augmented Generation (RAG)</w:t>
+              <w:t>LU2 · Topic 4: Retrieval-Augmented Generation (RAG)</w:t>
             </w:r>
           </w:p>
         </w:tc>
@@ -3297,11 +3909,28 @@
             </w:r>
           </w:p>
         </w:tc>
+        <w:tc>
+          <w:tcPr>
+            <w:tcW w:type="dxa" w:w="1512"/>
+            <w:shd w:val="clear" w:color="auto" w:fill="E8F0FE"/>
+          </w:tcPr>
+          <w:p>
+            <w:r/>
+            <w:r>
+              <w:rPr>
+                <w:rFonts w:ascii="Arial" w:hAnsi="Arial"/>
+                <w:b w:val="0"/>
+                <w:sz w:val="19"/>
+              </w:rPr>
+              <w:t>151–186</w:t>
+            </w:r>
+          </w:p>
+        </w:tc>
       </w:tr>
       <w:tr>
         <w:tc>
           <w:tcPr>
-            <w:tcW w:type="dxa" w:w="1728"/>
+            <w:tcW w:type="dxa" w:w="1656"/>
           </w:tcPr>
           <w:p>
             <w:pPr>
@@ -3320,7 +3949,7 @@
         </w:tc>
         <w:tc>
           <w:tcPr>
-            <w:tcW w:type="dxa" w:w="6408"/>
+            <w:tcW w:type="dxa" w:w="5112"/>
           </w:tcPr>
           <w:p>
             <w:r/>
@@ -3353,11 +3982,27 @@
             </w:r>
           </w:p>
         </w:tc>
+        <w:tc>
+          <w:tcPr>
+            <w:tcW w:type="dxa" w:w="1512"/>
+          </w:tcPr>
+          <w:p>
+            <w:r/>
+            <w:r>
+              <w:rPr>
+                <w:rFonts w:ascii="Arial" w:hAnsi="Arial"/>
+                <w:b w:val="0"/>
+                <w:sz w:val="19"/>
+              </w:rPr>
+              <w:t>—</w:t>
+            </w:r>
+          </w:p>
+        </w:tc>
       </w:tr>
       <w:tr>
         <w:tc>
           <w:tcPr>
-            <w:tcW w:type="dxa" w:w="1728"/>
+            <w:tcW w:type="dxa" w:w="1656"/>
             <w:shd w:val="clear" w:color="auto" w:fill="FFF4E5"/>
           </w:tcPr>
           <w:p>
@@ -3377,7 +4022,7 @@
         </w:tc>
         <w:tc>
           <w:tcPr>
-            <w:tcW w:type="dxa" w:w="6408"/>
+            <w:tcW w:type="dxa" w:w="5112"/>
             <w:shd w:val="clear" w:color="auto" w:fill="FFF4E5"/>
           </w:tcPr>
           <w:p>
@@ -3413,11 +4058,28 @@
             </w:r>
           </w:p>
         </w:tc>
+        <w:tc>
+          <w:tcPr>
+            <w:tcW w:type="dxa" w:w="1512"/>
+            <w:shd w:val="clear" w:color="auto" w:fill="FFF4E5"/>
+          </w:tcPr>
+          <w:p>
+            <w:r/>
+            <w:r>
+              <w:rPr>
+                <w:rFonts w:ascii="Arial" w:hAnsi="Arial"/>
+                <w:b w:val="0"/>
+                <w:sz w:val="19"/>
+              </w:rPr>
+              <w:t>—</w:t>
+            </w:r>
+          </w:p>
+        </w:tc>
       </w:tr>
       <w:tr>
         <w:tc>
           <w:tcPr>
-            <w:tcW w:type="dxa" w:w="1728"/>
+            <w:tcW w:type="dxa" w:w="1656"/>
           </w:tcPr>
           <w:p>
             <w:pPr>
@@ -3436,7 +4098,7 @@
         </w:tc>
         <w:tc>
           <w:tcPr>
-            <w:tcW w:type="dxa" w:w="6408"/>
+            <w:tcW w:type="dxa" w:w="5112"/>
           </w:tcPr>
           <w:p>
             <w:r/>
@@ -3469,11 +4131,27 @@
             </w:r>
           </w:p>
         </w:tc>
+        <w:tc>
+          <w:tcPr>
+            <w:tcW w:type="dxa" w:w="1512"/>
+          </w:tcPr>
+          <w:p>
+            <w:r/>
+            <w:r>
+              <w:rPr>
+                <w:rFonts w:ascii="Arial" w:hAnsi="Arial"/>
+                <w:b w:val="0"/>
+                <w:sz w:val="19"/>
+              </w:rPr>
+              <w:t>—</w:t>
+            </w:r>
+          </w:p>
+        </w:tc>
       </w:tr>
       <w:tr>
         <w:tc>
           <w:tcPr>
-            <w:tcW w:type="dxa" w:w="1728"/>
+            <w:tcW w:type="dxa" w:w="1656"/>
           </w:tcPr>
           <w:p>
             <w:pPr>
@@ -3492,7 +4170,7 @@
         </w:tc>
         <w:tc>
           <w:tcPr>
-            <w:tcW w:type="dxa" w:w="6408"/>
+            <w:tcW w:type="dxa" w:w="5112"/>
           </w:tcPr>
           <w:p>
             <w:r/>
@@ -3525,11 +4203,27 @@
             </w:r>
           </w:p>
         </w:tc>
+        <w:tc>
+          <w:tcPr>
+            <w:tcW w:type="dxa" w:w="1512"/>
+          </w:tcPr>
+          <w:p>
+            <w:r/>
+            <w:r>
+              <w:rPr>
+                <w:rFonts w:ascii="Arial" w:hAnsi="Arial"/>
+                <w:b w:val="0"/>
+                <w:sz w:val="19"/>
+              </w:rPr>
+              <w:t>156–169</w:t>
+            </w:r>
+          </w:p>
+        </w:tc>
       </w:tr>
       <w:tr>
         <w:tc>
           <w:tcPr>
-            <w:tcW w:type="dxa" w:w="1728"/>
+            <w:tcW w:type="dxa" w:w="1656"/>
           </w:tcPr>
           <w:p>
             <w:pPr>
@@ -3548,7 +4242,7 @@
         </w:tc>
         <w:tc>
           <w:tcPr>
-            <w:tcW w:type="dxa" w:w="6408"/>
+            <w:tcW w:type="dxa" w:w="5112"/>
           </w:tcPr>
           <w:p>
             <w:r/>
@@ -3578,6 +4272,22 @@
                 <w:sz w:val="19"/>
               </w:rPr>
               <w:t>25 min</w:t>
+            </w:r>
+          </w:p>
+        </w:tc>
+        <w:tc>
+          <w:tcPr>
+            <w:tcW w:type="dxa" w:w="1512"/>
+          </w:tcPr>
+          <w:p>
+            <w:r/>
+            <w:r>
+              <w:rPr>
+                <w:rFonts w:ascii="Arial" w:hAnsi="Arial"/>
+                <w:b w:val="0"/>
+                <w:sz w:val="19"/>
+              </w:rPr>
+              <w:t>—</w:t>
             </w:r>
           </w:p>
         </w:tc>
@@ -3626,14 +4336,15 @@
         <w:tblLook w:firstColumn="1" w:firstRow="1" w:lastColumn="0" w:lastRow="0" w:noHBand="0" w:noVBand="1" w:val="04A0"/>
       </w:tblPr>
       <w:tblGrid>
-        <w:gridCol w:w="2880"/>
-        <w:gridCol w:w="2880"/>
-        <w:gridCol w:w="2880"/>
+        <w:gridCol w:w="1656"/>
+        <w:gridCol w:w="5112"/>
+        <w:gridCol w:w="1224"/>
+        <w:gridCol w:w="1512"/>
       </w:tblGrid>
       <w:tr>
         <w:tc>
           <w:tcPr>
-            <w:tcW w:type="dxa" w:w="1728"/>
+            <w:tcW w:type="dxa" w:w="1656"/>
             <w:shd w:val="clear" w:color="auto" w:fill="1F6FEB"/>
           </w:tcPr>
           <w:p>
@@ -3654,7 +4365,7 @@
         </w:tc>
         <w:tc>
           <w:tcPr>
-            <w:tcW w:type="dxa" w:w="6408"/>
+            <w:tcW w:type="dxa" w:w="5112"/>
             <w:shd w:val="clear" w:color="auto" w:fill="1F6FEB"/>
           </w:tcPr>
           <w:p>
@@ -3694,11 +4405,28 @@
             </w:r>
           </w:p>
         </w:tc>
+        <w:tc>
+          <w:tcPr>
+            <w:tcW w:type="dxa" w:w="1512"/>
+            <w:shd w:val="clear" w:color="auto" w:fill="1F6FEB"/>
+          </w:tcPr>
+          <w:p>
+            <w:r/>
+            <w:r>
+              <w:rPr>
+                <w:rFonts w:ascii="Arial" w:hAnsi="Arial"/>
+                <w:b/>
+                <w:sz w:val="19"/>
+              </w:rPr>
+              <w:t>Slides</w:t>
+            </w:r>
+          </w:p>
+        </w:tc>
       </w:tr>
       <w:tr>
         <w:tc>
           <w:tcPr>
-            <w:tcW w:type="dxa" w:w="1728"/>
+            <w:tcW w:type="dxa" w:w="1656"/>
           </w:tcPr>
           <w:p>
             <w:pPr>
@@ -3717,7 +4445,7 @@
         </w:tc>
         <w:tc>
           <w:tcPr>
-            <w:tcW w:type="dxa" w:w="6408"/>
+            <w:tcW w:type="dxa" w:w="5112"/>
           </w:tcPr>
           <w:p>
             <w:r/>
@@ -3750,11 +4478,27 @@
             </w:r>
           </w:p>
         </w:tc>
+        <w:tc>
+          <w:tcPr>
+            <w:tcW w:type="dxa" w:w="1512"/>
+          </w:tcPr>
+          <w:p>
+            <w:r/>
+            <w:r>
+              <w:rPr>
+                <w:rFonts w:ascii="Arial" w:hAnsi="Arial"/>
+                <w:b w:val="0"/>
+                <w:sz w:val="19"/>
+              </w:rPr>
+              <w:t>—</w:t>
+            </w:r>
+          </w:p>
+        </w:tc>
       </w:tr>
       <w:tr>
         <w:tc>
           <w:tcPr>
-            <w:tcW w:type="dxa" w:w="1728"/>
+            <w:tcW w:type="dxa" w:w="1656"/>
             <w:shd w:val="clear" w:color="auto" w:fill="E8F0FE"/>
           </w:tcPr>
           <w:p>
@@ -3774,19 +4518,18 @@
         </w:tc>
         <w:tc>
           <w:tcPr>
-            <w:tcW w:type="dxa" w:w="6408"/>
+            <w:tcW w:type="dxa" w:w="5112"/>
             <w:shd w:val="clear" w:color="auto" w:fill="E8F0FE"/>
           </w:tcPr>
           <w:p>
             <w:r/>
             <w:r>
               <w:rPr>
+                <w:rFonts w:ascii="Arial" w:hAnsi="Arial"/>
                 <w:b/>
-                <w:i w:val="0"/>
-                <w:color w:val="1F6FEB"/>
                 <w:sz w:val="19"/>
               </w:rPr>
-              <w:t>Topic 5: Human in the Loop and Guardrails — HR Service Portal</w:t>
+              <w:t>LU3 · Topic 5: Human in the Loop and Guardrails — HR Service Portal</w:t>
             </w:r>
           </w:p>
         </w:tc>
@@ -3810,11 +4553,28 @@
             </w:r>
           </w:p>
         </w:tc>
+        <w:tc>
+          <w:tcPr>
+            <w:tcW w:type="dxa" w:w="1512"/>
+            <w:shd w:val="clear" w:color="auto" w:fill="E8F0FE"/>
+          </w:tcPr>
+          <w:p>
+            <w:r/>
+            <w:r>
+              <w:rPr>
+                <w:rFonts w:ascii="Arial" w:hAnsi="Arial"/>
+                <w:b w:val="0"/>
+                <w:sz w:val="19"/>
+              </w:rPr>
+              <w:t>187–208</w:t>
+            </w:r>
+          </w:p>
+        </w:tc>
       </w:tr>
       <w:tr>
         <w:tc>
           <w:tcPr>
-            <w:tcW w:type="dxa" w:w="1728"/>
+            <w:tcW w:type="dxa" w:w="1656"/>
           </w:tcPr>
           <w:p>
             <w:pPr>
@@ -3833,7 +4593,7 @@
         </w:tc>
         <w:tc>
           <w:tcPr>
-            <w:tcW w:type="dxa" w:w="6408"/>
+            <w:tcW w:type="dxa" w:w="5112"/>
           </w:tcPr>
           <w:p>
             <w:r/>
@@ -3866,11 +4626,27 @@
             </w:r>
           </w:p>
         </w:tc>
+        <w:tc>
+          <w:tcPr>
+            <w:tcW w:type="dxa" w:w="1512"/>
+          </w:tcPr>
+          <w:p>
+            <w:r/>
+            <w:r>
+              <w:rPr>
+                <w:rFonts w:ascii="Arial" w:hAnsi="Arial"/>
+                <w:b w:val="0"/>
+                <w:sz w:val="19"/>
+              </w:rPr>
+              <w:t>—</w:t>
+            </w:r>
+          </w:p>
+        </w:tc>
       </w:tr>
       <w:tr>
         <w:tc>
           <w:tcPr>
-            <w:tcW w:type="dxa" w:w="1728"/>
+            <w:tcW w:type="dxa" w:w="1656"/>
           </w:tcPr>
           <w:p>
             <w:pPr>
@@ -3889,7 +4665,7 @@
         </w:tc>
         <w:tc>
           <w:tcPr>
-            <w:tcW w:type="dxa" w:w="6408"/>
+            <w:tcW w:type="dxa" w:w="5112"/>
           </w:tcPr>
           <w:p>
             <w:r/>
@@ -3922,11 +4698,27 @@
             </w:r>
           </w:p>
         </w:tc>
+        <w:tc>
+          <w:tcPr>
+            <w:tcW w:type="dxa" w:w="1512"/>
+          </w:tcPr>
+          <w:p>
+            <w:r/>
+            <w:r>
+              <w:rPr>
+                <w:rFonts w:ascii="Arial" w:hAnsi="Arial"/>
+                <w:b w:val="0"/>
+                <w:sz w:val="19"/>
+              </w:rPr>
+              <w:t>189–194</w:t>
+            </w:r>
+          </w:p>
+        </w:tc>
       </w:tr>
       <w:tr>
         <w:tc>
           <w:tcPr>
-            <w:tcW w:type="dxa" w:w="1728"/>
+            <w:tcW w:type="dxa" w:w="1656"/>
             <w:shd w:val="clear" w:color="auto" w:fill="FFF4E5"/>
           </w:tcPr>
           <w:p>
@@ -3946,7 +4738,7 @@
         </w:tc>
         <w:tc>
           <w:tcPr>
-            <w:tcW w:type="dxa" w:w="6408"/>
+            <w:tcW w:type="dxa" w:w="5112"/>
             <w:shd w:val="clear" w:color="auto" w:fill="FFF4E5"/>
           </w:tcPr>
           <w:p>
@@ -3982,11 +4774,28 @@
             </w:r>
           </w:p>
         </w:tc>
+        <w:tc>
+          <w:tcPr>
+            <w:tcW w:type="dxa" w:w="1512"/>
+            <w:shd w:val="clear" w:color="auto" w:fill="FFF4E5"/>
+          </w:tcPr>
+          <w:p>
+            <w:r/>
+            <w:r>
+              <w:rPr>
+                <w:rFonts w:ascii="Arial" w:hAnsi="Arial"/>
+                <w:b w:val="0"/>
+                <w:sz w:val="19"/>
+              </w:rPr>
+              <w:t>—</w:t>
+            </w:r>
+          </w:p>
+        </w:tc>
       </w:tr>
       <w:tr>
         <w:tc>
           <w:tcPr>
-            <w:tcW w:type="dxa" w:w="1728"/>
+            <w:tcW w:type="dxa" w:w="1656"/>
           </w:tcPr>
           <w:p>
             <w:pPr>
@@ -4005,7 +4814,7 @@
         </w:tc>
         <w:tc>
           <w:tcPr>
-            <w:tcW w:type="dxa" w:w="6408"/>
+            <w:tcW w:type="dxa" w:w="5112"/>
           </w:tcPr>
           <w:p>
             <w:r/>
@@ -4038,11 +4847,27 @@
             </w:r>
           </w:p>
         </w:tc>
+        <w:tc>
+          <w:tcPr>
+            <w:tcW w:type="dxa" w:w="1512"/>
+          </w:tcPr>
+          <w:p>
+            <w:r/>
+            <w:r>
+              <w:rPr>
+                <w:rFonts w:ascii="Arial" w:hAnsi="Arial"/>
+                <w:b w:val="0"/>
+                <w:sz w:val="19"/>
+              </w:rPr>
+              <w:t>189–194</w:t>
+            </w:r>
+          </w:p>
+        </w:tc>
       </w:tr>
       <w:tr>
         <w:tc>
           <w:tcPr>
-            <w:tcW w:type="dxa" w:w="1728"/>
+            <w:tcW w:type="dxa" w:w="1656"/>
           </w:tcPr>
           <w:p>
             <w:pPr>
@@ -4061,7 +4886,7 @@
         </w:tc>
         <w:tc>
           <w:tcPr>
-            <w:tcW w:type="dxa" w:w="6408"/>
+            <w:tcW w:type="dxa" w:w="5112"/>
           </w:tcPr>
           <w:p>
             <w:r/>
@@ -4094,11 +4919,27 @@
             </w:r>
           </w:p>
         </w:tc>
+        <w:tc>
+          <w:tcPr>
+            <w:tcW w:type="dxa" w:w="1512"/>
+          </w:tcPr>
+          <w:p>
+            <w:r/>
+            <w:r>
+              <w:rPr>
+                <w:rFonts w:ascii="Arial" w:hAnsi="Arial"/>
+                <w:b w:val="0"/>
+                <w:sz w:val="19"/>
+              </w:rPr>
+              <w:t>—</w:t>
+            </w:r>
+          </w:p>
+        </w:tc>
       </w:tr>
       <w:tr>
         <w:tc>
           <w:tcPr>
-            <w:tcW w:type="dxa" w:w="1728"/>
+            <w:tcW w:type="dxa" w:w="1656"/>
           </w:tcPr>
           <w:p>
             <w:pPr>
@@ -4117,7 +4958,7 @@
         </w:tc>
         <w:tc>
           <w:tcPr>
-            <w:tcW w:type="dxa" w:w="6408"/>
+            <w:tcW w:type="dxa" w:w="5112"/>
           </w:tcPr>
           <w:p>
             <w:r/>
@@ -4147,6 +4988,22 @@
                 <w:sz w:val="19"/>
               </w:rPr>
               <w:t>35 min</w:t>
+            </w:r>
+          </w:p>
+        </w:tc>
+        <w:tc>
+          <w:tcPr>
+            <w:tcW w:type="dxa" w:w="1512"/>
+          </w:tcPr>
+          <w:p>
+            <w:r/>
+            <w:r>
+              <w:rPr>
+                <w:rFonts w:ascii="Arial" w:hAnsi="Arial"/>
+                <w:b w:val="0"/>
+                <w:sz w:val="19"/>
+              </w:rPr>
+              <w:t>195–201</w:t>
             </w:r>
           </w:p>
         </w:tc>
@@ -4160,14 +5017,15 @@
         <w:tblLook w:firstColumn="1" w:firstRow="1" w:lastColumn="0" w:lastRow="0" w:noHBand="0" w:noVBand="1" w:val="04A0"/>
       </w:tblPr>
       <w:tblGrid>
-        <w:gridCol w:w="2880"/>
-        <w:gridCol w:w="2880"/>
-        <w:gridCol w:w="2880"/>
+        <w:gridCol w:w="1656"/>
+        <w:gridCol w:w="5112"/>
+        <w:gridCol w:w="1224"/>
+        <w:gridCol w:w="1512"/>
       </w:tblGrid>
       <w:tr>
         <w:tc>
           <w:tcPr>
-            <w:tcW w:type="dxa" w:w="1728"/>
+            <w:tcW w:type="dxa" w:w="1656"/>
             <w:shd w:val="clear" w:color="auto" w:fill="1F6FEB"/>
           </w:tcPr>
           <w:p>
@@ -4188,7 +5046,7 @@
         </w:tc>
         <w:tc>
           <w:tcPr>
-            <w:tcW w:type="dxa" w:w="6408"/>
+            <w:tcW w:type="dxa" w:w="5112"/>
             <w:shd w:val="clear" w:color="auto" w:fill="1F6FEB"/>
           </w:tcPr>
           <w:p>
@@ -4228,11 +5086,28 @@
             </w:r>
           </w:p>
         </w:tc>
+        <w:tc>
+          <w:tcPr>
+            <w:tcW w:type="dxa" w:w="1512"/>
+            <w:shd w:val="clear" w:color="auto" w:fill="1F6FEB"/>
+          </w:tcPr>
+          <w:p>
+            <w:r/>
+            <w:r>
+              <w:rPr>
+                <w:rFonts w:ascii="Arial" w:hAnsi="Arial"/>
+                <w:b/>
+                <w:sz w:val="19"/>
+              </w:rPr>
+              <w:t>Slides</w:t>
+            </w:r>
+          </w:p>
+        </w:tc>
       </w:tr>
       <w:tr>
         <w:tc>
           <w:tcPr>
-            <w:tcW w:type="dxa" w:w="1728"/>
+            <w:tcW w:type="dxa" w:w="1656"/>
             <w:shd w:val="clear" w:color="auto" w:fill="FFF4E5"/>
           </w:tcPr>
           <w:p>
@@ -4252,7 +5127,7 @@
         </w:tc>
         <w:tc>
           <w:tcPr>
-            <w:tcW w:type="dxa" w:w="6408"/>
+            <w:tcW w:type="dxa" w:w="5112"/>
             <w:shd w:val="clear" w:color="auto" w:fill="FFF4E5"/>
           </w:tcPr>
           <w:p>
@@ -4285,6 +5160,23 @@
                 <w:sz w:val="19"/>
               </w:rPr>
               <w:t>60 min</w:t>
+            </w:r>
+          </w:p>
+        </w:tc>
+        <w:tc>
+          <w:tcPr>
+            <w:tcW w:type="dxa" w:w="1512"/>
+            <w:shd w:val="clear" w:color="auto" w:fill="FFF4E5"/>
+          </w:tcPr>
+          <w:p>
+            <w:r/>
+            <w:r>
+              <w:rPr>
+                <w:rFonts w:ascii="Arial" w:hAnsi="Arial"/>
+                <w:b w:val="0"/>
+                <w:sz w:val="19"/>
+              </w:rPr>
+              <w:t>—</w:t>
             </w:r>
           </w:p>
         </w:tc>
@@ -4311,14 +5203,15 @@
         <w:tblLook w:firstColumn="1" w:firstRow="1" w:lastColumn="0" w:lastRow="0" w:noHBand="0" w:noVBand="1" w:val="04A0"/>
       </w:tblPr>
       <w:tblGrid>
-        <w:gridCol w:w="2880"/>
-        <w:gridCol w:w="2880"/>
-        <w:gridCol w:w="2880"/>
+        <w:gridCol w:w="1656"/>
+        <w:gridCol w:w="5112"/>
+        <w:gridCol w:w="1224"/>
+        <w:gridCol w:w="1512"/>
       </w:tblGrid>
       <w:tr>
         <w:tc>
           <w:tcPr>
-            <w:tcW w:type="dxa" w:w="1728"/>
+            <w:tcW w:type="dxa" w:w="1656"/>
             <w:shd w:val="clear" w:color="auto" w:fill="1F6FEB"/>
           </w:tcPr>
           <w:p>
@@ -4339,7 +5232,7 @@
         </w:tc>
         <w:tc>
           <w:tcPr>
-            <w:tcW w:type="dxa" w:w="6408"/>
+            <w:tcW w:type="dxa" w:w="5112"/>
             <w:shd w:val="clear" w:color="auto" w:fill="1F6FEB"/>
           </w:tcPr>
           <w:p>
@@ -4379,11 +5272,28 @@
             </w:r>
           </w:p>
         </w:tc>
+        <w:tc>
+          <w:tcPr>
+            <w:tcW w:type="dxa" w:w="1512"/>
+            <w:shd w:val="clear" w:color="auto" w:fill="1F6FEB"/>
+          </w:tcPr>
+          <w:p>
+            <w:r/>
+            <w:r>
+              <w:rPr>
+                <w:rFonts w:ascii="Arial" w:hAnsi="Arial"/>
+                <w:b/>
+                <w:sz w:val="19"/>
+              </w:rPr>
+              <w:t>Slides</w:t>
+            </w:r>
+          </w:p>
+        </w:tc>
       </w:tr>
       <w:tr>
         <w:tc>
           <w:tcPr>
-            <w:tcW w:type="dxa" w:w="1728"/>
+            <w:tcW w:type="dxa" w:w="1656"/>
             <w:shd w:val="clear" w:color="auto" w:fill="E8F0FE"/>
           </w:tcPr>
           <w:p>
@@ -4403,19 +5313,18 @@
         </w:tc>
         <w:tc>
           <w:tcPr>
-            <w:tcW w:type="dxa" w:w="6408"/>
+            <w:tcW w:type="dxa" w:w="5112"/>
             <w:shd w:val="clear" w:color="auto" w:fill="E8F0FE"/>
           </w:tcPr>
           <w:p>
             <w:r/>
             <w:r>
               <w:rPr>
+                <w:rFonts w:ascii="Arial" w:hAnsi="Arial"/>
                 <w:b/>
-                <w:i w:val="0"/>
-                <w:color w:val="1F6FEB"/>
                 <w:sz w:val="19"/>
               </w:rPr>
-              <w:t>Topic 6: Use Cases of Agentic AI</w:t>
+              <w:t>LU3 · Topic 6: Use Cases of Agentic AI</w:t>
             </w:r>
           </w:p>
         </w:tc>
@@ -4439,11 +5348,28 @@
             </w:r>
           </w:p>
         </w:tc>
+        <w:tc>
+          <w:tcPr>
+            <w:tcW w:type="dxa" w:w="1512"/>
+            <w:shd w:val="clear" w:color="auto" w:fill="E8F0FE"/>
+          </w:tcPr>
+          <w:p>
+            <w:r/>
+            <w:r>
+              <w:rPr>
+                <w:rFonts w:ascii="Arial" w:hAnsi="Arial"/>
+                <w:b w:val="0"/>
+                <w:sz w:val="19"/>
+              </w:rPr>
+              <w:t>209–233</w:t>
+            </w:r>
+          </w:p>
+        </w:tc>
       </w:tr>
       <w:tr>
         <w:tc>
           <w:tcPr>
-            <w:tcW w:type="dxa" w:w="1728"/>
+            <w:tcW w:type="dxa" w:w="1656"/>
           </w:tcPr>
           <w:p>
             <w:pPr>
@@ -4462,7 +5388,7 @@
         </w:tc>
         <w:tc>
           <w:tcPr>
-            <w:tcW w:type="dxa" w:w="6408"/>
+            <w:tcW w:type="dxa" w:w="5112"/>
           </w:tcPr>
           <w:p>
             <w:r/>
@@ -4495,11 +5421,27 @@
             </w:r>
           </w:p>
         </w:tc>
+        <w:tc>
+          <w:tcPr>
+            <w:tcW w:type="dxa" w:w="1512"/>
+          </w:tcPr>
+          <w:p>
+            <w:r/>
+            <w:r>
+              <w:rPr>
+                <w:rFonts w:ascii="Arial" w:hAnsi="Arial"/>
+                <w:b w:val="0"/>
+                <w:sz w:val="19"/>
+              </w:rPr>
+              <w:t>—</w:t>
+            </w:r>
+          </w:p>
+        </w:tc>
       </w:tr>
       <w:tr>
         <w:tc>
           <w:tcPr>
-            <w:tcW w:type="dxa" w:w="1728"/>
+            <w:tcW w:type="dxa" w:w="1656"/>
           </w:tcPr>
           <w:p>
             <w:pPr>
@@ -4518,7 +5460,7 @@
         </w:tc>
         <w:tc>
           <w:tcPr>
-            <w:tcW w:type="dxa" w:w="6408"/>
+            <w:tcW w:type="dxa" w:w="5112"/>
           </w:tcPr>
           <w:p>
             <w:r/>
@@ -4551,11 +5493,27 @@
             </w:r>
           </w:p>
         </w:tc>
+        <w:tc>
+          <w:tcPr>
+            <w:tcW w:type="dxa" w:w="1512"/>
+          </w:tcPr>
+          <w:p>
+            <w:r/>
+            <w:r>
+              <w:rPr>
+                <w:rFonts w:ascii="Arial" w:hAnsi="Arial"/>
+                <w:b w:val="0"/>
+                <w:sz w:val="19"/>
+              </w:rPr>
+              <w:t>213–222</w:t>
+            </w:r>
+          </w:p>
+        </w:tc>
       </w:tr>
       <w:tr>
         <w:tc>
           <w:tcPr>
-            <w:tcW w:type="dxa" w:w="1728"/>
+            <w:tcW w:type="dxa" w:w="1656"/>
           </w:tcPr>
           <w:p>
             <w:pPr>
@@ -4574,7 +5532,7 @@
         </w:tc>
         <w:tc>
           <w:tcPr>
-            <w:tcW w:type="dxa" w:w="6408"/>
+            <w:tcW w:type="dxa" w:w="5112"/>
           </w:tcPr>
           <w:p>
             <w:r/>
@@ -4607,11 +5565,27 @@
             </w:r>
           </w:p>
         </w:tc>
+        <w:tc>
+          <w:tcPr>
+            <w:tcW w:type="dxa" w:w="1512"/>
+          </w:tcPr>
+          <w:p>
+            <w:r/>
+            <w:r>
+              <w:rPr>
+                <w:rFonts w:ascii="Arial" w:hAnsi="Arial"/>
+                <w:b w:val="0"/>
+                <w:sz w:val="19"/>
+              </w:rPr>
+              <w:t>213–222</w:t>
+            </w:r>
+          </w:p>
+        </w:tc>
       </w:tr>
       <w:tr>
         <w:tc>
           <w:tcPr>
-            <w:tcW w:type="dxa" w:w="1728"/>
+            <w:tcW w:type="dxa" w:w="1656"/>
             <w:shd w:val="clear" w:color="auto" w:fill="FFF4E5"/>
           </w:tcPr>
           <w:p>
@@ -4631,7 +5605,7 @@
         </w:tc>
         <w:tc>
           <w:tcPr>
-            <w:tcW w:type="dxa" w:w="6408"/>
+            <w:tcW w:type="dxa" w:w="5112"/>
             <w:shd w:val="clear" w:color="auto" w:fill="FFF4E5"/>
           </w:tcPr>
           <w:p>
@@ -4667,11 +5641,28 @@
             </w:r>
           </w:p>
         </w:tc>
+        <w:tc>
+          <w:tcPr>
+            <w:tcW w:type="dxa" w:w="1512"/>
+            <w:shd w:val="clear" w:color="auto" w:fill="FFF4E5"/>
+          </w:tcPr>
+          <w:p>
+            <w:r/>
+            <w:r>
+              <w:rPr>
+                <w:rFonts w:ascii="Arial" w:hAnsi="Arial"/>
+                <w:b w:val="0"/>
+                <w:sz w:val="19"/>
+              </w:rPr>
+              <w:t>—</w:t>
+            </w:r>
+          </w:p>
+        </w:tc>
       </w:tr>
       <w:tr>
         <w:tc>
           <w:tcPr>
-            <w:tcW w:type="dxa" w:w="1728"/>
+            <w:tcW w:type="dxa" w:w="1656"/>
           </w:tcPr>
           <w:p>
             <w:pPr>
@@ -4690,7 +5681,7 @@
         </w:tc>
         <w:tc>
           <w:tcPr>
-            <w:tcW w:type="dxa" w:w="6408"/>
+            <w:tcW w:type="dxa" w:w="5112"/>
           </w:tcPr>
           <w:p>
             <w:r/>
@@ -4723,11 +5714,27 @@
             </w:r>
           </w:p>
         </w:tc>
+        <w:tc>
+          <w:tcPr>
+            <w:tcW w:type="dxa" w:w="1512"/>
+          </w:tcPr>
+          <w:p>
+            <w:r/>
+            <w:r>
+              <w:rPr>
+                <w:rFonts w:ascii="Arial" w:hAnsi="Arial"/>
+                <w:b w:val="0"/>
+                <w:sz w:val="19"/>
+              </w:rPr>
+              <w:t>223–233</w:t>
+            </w:r>
+          </w:p>
+        </w:tc>
       </w:tr>
       <w:tr>
         <w:tc>
           <w:tcPr>
-            <w:tcW w:type="dxa" w:w="1728"/>
+            <w:tcW w:type="dxa" w:w="1656"/>
           </w:tcPr>
           <w:p>
             <w:pPr>
@@ -4746,7 +5753,7 @@
         </w:tc>
         <w:tc>
           <w:tcPr>
-            <w:tcW w:type="dxa" w:w="6408"/>
+            <w:tcW w:type="dxa" w:w="5112"/>
           </w:tcPr>
           <w:p>
             <w:r/>
@@ -4779,11 +5786,27 @@
             </w:r>
           </w:p>
         </w:tc>
+        <w:tc>
+          <w:tcPr>
+            <w:tcW w:type="dxa" w:w="1512"/>
+          </w:tcPr>
+          <w:p>
+            <w:r/>
+            <w:r>
+              <w:rPr>
+                <w:rFonts w:ascii="Arial" w:hAnsi="Arial"/>
+                <w:b w:val="0"/>
+                <w:sz w:val="19"/>
+              </w:rPr>
+              <w:t>—</w:t>
+            </w:r>
+          </w:p>
+        </w:tc>
       </w:tr>
       <w:tr>
         <w:tc>
           <w:tcPr>
-            <w:tcW w:type="dxa" w:w="1728"/>
+            <w:tcW w:type="dxa" w:w="1656"/>
           </w:tcPr>
           <w:p>
             <w:pPr>
@@ -4802,7 +5825,7 @@
         </w:tc>
         <w:tc>
           <w:tcPr>
-            <w:tcW w:type="dxa" w:w="6408"/>
+            <w:tcW w:type="dxa" w:w="5112"/>
           </w:tcPr>
           <w:p>
             <w:r/>
@@ -4832,6 +5855,22 @@
                 <w:sz w:val="19"/>
               </w:rPr>
               <w:t>25 min</w:t>
+            </w:r>
+          </w:p>
+        </w:tc>
+        <w:tc>
+          <w:tcPr>
+            <w:tcW w:type="dxa" w:w="1512"/>
+          </w:tcPr>
+          <w:p>
+            <w:r/>
+            <w:r>
+              <w:rPr>
+                <w:rFonts w:ascii="Arial" w:hAnsi="Arial"/>
+                <w:b w:val="0"/>
+                <w:sz w:val="19"/>
+              </w:rPr>
+              <w:t>—</w:t>
             </w:r>
           </w:p>
         </w:tc>
@@ -4880,14 +5919,15 @@
         <w:tblLook w:firstColumn="1" w:firstRow="1" w:lastColumn="0" w:lastRow="0" w:noHBand="0" w:noVBand="1" w:val="04A0"/>
       </w:tblPr>
       <w:tblGrid>
-        <w:gridCol w:w="2880"/>
-        <w:gridCol w:w="2880"/>
-        <w:gridCol w:w="2880"/>
+        <w:gridCol w:w="1656"/>
+        <w:gridCol w:w="5112"/>
+        <w:gridCol w:w="1224"/>
+        <w:gridCol w:w="1512"/>
       </w:tblGrid>
       <w:tr>
         <w:tc>
           <w:tcPr>
-            <w:tcW w:type="dxa" w:w="1728"/>
+            <w:tcW w:type="dxa" w:w="1656"/>
             <w:shd w:val="clear" w:color="auto" w:fill="1F6FEB"/>
           </w:tcPr>
           <w:p>
@@ -4908,7 +5948,7 @@
         </w:tc>
         <w:tc>
           <w:tcPr>
-            <w:tcW w:type="dxa" w:w="6408"/>
+            <w:tcW w:type="dxa" w:w="5112"/>
             <w:shd w:val="clear" w:color="auto" w:fill="1F6FEB"/>
           </w:tcPr>
           <w:p>
@@ -4948,11 +5988,28 @@
             </w:r>
           </w:p>
         </w:tc>
+        <w:tc>
+          <w:tcPr>
+            <w:tcW w:type="dxa" w:w="1512"/>
+            <w:shd w:val="clear" w:color="auto" w:fill="1F6FEB"/>
+          </w:tcPr>
+          <w:p>
+            <w:r/>
+            <w:r>
+              <w:rPr>
+                <w:rFonts w:ascii="Arial" w:hAnsi="Arial"/>
+                <w:b/>
+                <w:sz w:val="19"/>
+              </w:rPr>
+              <w:t>Slides</w:t>
+            </w:r>
+          </w:p>
+        </w:tc>
       </w:tr>
       <w:tr>
         <w:tc>
           <w:tcPr>
-            <w:tcW w:type="dxa" w:w="1728"/>
+            <w:tcW w:type="dxa" w:w="1656"/>
           </w:tcPr>
           <w:p>
             <w:pPr>
@@ -4971,7 +6028,7 @@
         </w:tc>
         <w:tc>
           <w:tcPr>
-            <w:tcW w:type="dxa" w:w="6408"/>
+            <w:tcW w:type="dxa" w:w="5112"/>
           </w:tcPr>
           <w:p>
             <w:r/>
@@ -5004,11 +6061,27 @@
             </w:r>
           </w:p>
         </w:tc>
+        <w:tc>
+          <w:tcPr>
+            <w:tcW w:type="dxa" w:w="1512"/>
+          </w:tcPr>
+          <w:p>
+            <w:r/>
+            <w:r>
+              <w:rPr>
+                <w:rFonts w:ascii="Arial" w:hAnsi="Arial"/>
+                <w:b w:val="0"/>
+                <w:sz w:val="19"/>
+              </w:rPr>
+              <w:t>—</w:t>
+            </w:r>
+          </w:p>
+        </w:tc>
       </w:tr>
       <w:tr>
         <w:tc>
           <w:tcPr>
-            <w:tcW w:type="dxa" w:w="1728"/>
+            <w:tcW w:type="dxa" w:w="1656"/>
             <w:shd w:val="clear" w:color="auto" w:fill="E8F0FE"/>
           </w:tcPr>
           <w:p>
@@ -5028,19 +6101,18 @@
         </w:tc>
         <w:tc>
           <w:tcPr>
-            <w:tcW w:type="dxa" w:w="6408"/>
+            <w:tcW w:type="dxa" w:w="5112"/>
             <w:shd w:val="clear" w:color="auto" w:fill="E8F0FE"/>
           </w:tcPr>
           <w:p>
             <w:r/>
             <w:r>
               <w:rPr>
+                <w:rFonts w:ascii="Arial" w:hAnsi="Arial"/>
                 <w:b/>
-                <w:i w:val="0"/>
-                <w:color w:val="1F6FEB"/>
                 <w:sz w:val="19"/>
               </w:rPr>
-              <w:t>Topic 7: Voice Agents</w:t>
+              <w:t>LU3 · Topic 7: Voice Agents</w:t>
             </w:r>
           </w:p>
         </w:tc>
@@ -5064,11 +6136,28 @@
             </w:r>
           </w:p>
         </w:tc>
+        <w:tc>
+          <w:tcPr>
+            <w:tcW w:type="dxa" w:w="1512"/>
+            <w:shd w:val="clear" w:color="auto" w:fill="E8F0FE"/>
+          </w:tcPr>
+          <w:p>
+            <w:r/>
+            <w:r>
+              <w:rPr>
+                <w:rFonts w:ascii="Arial" w:hAnsi="Arial"/>
+                <w:b w:val="0"/>
+                <w:sz w:val="19"/>
+              </w:rPr>
+              <w:t>234–259</w:t>
+            </w:r>
+          </w:p>
+        </w:tc>
       </w:tr>
       <w:tr>
         <w:tc>
           <w:tcPr>
-            <w:tcW w:type="dxa" w:w="1728"/>
+            <w:tcW w:type="dxa" w:w="1656"/>
           </w:tcPr>
           <w:p>
             <w:pPr>
@@ -5087,7 +6176,7 @@
         </w:tc>
         <w:tc>
           <w:tcPr>
-            <w:tcW w:type="dxa" w:w="6408"/>
+            <w:tcW w:type="dxa" w:w="5112"/>
           </w:tcPr>
           <w:p>
             <w:r/>
@@ -5120,11 +6209,27 @@
             </w:r>
           </w:p>
         </w:tc>
+        <w:tc>
+          <w:tcPr>
+            <w:tcW w:type="dxa" w:w="1512"/>
+          </w:tcPr>
+          <w:p>
+            <w:r/>
+            <w:r>
+              <w:rPr>
+                <w:rFonts w:ascii="Arial" w:hAnsi="Arial"/>
+                <w:b w:val="0"/>
+                <w:sz w:val="19"/>
+              </w:rPr>
+              <w:t>—</w:t>
+            </w:r>
+          </w:p>
+        </w:tc>
       </w:tr>
       <w:tr>
         <w:tc>
           <w:tcPr>
-            <w:tcW w:type="dxa" w:w="1728"/>
+            <w:tcW w:type="dxa" w:w="1656"/>
           </w:tcPr>
           <w:p>
             <w:pPr>
@@ -5143,7 +6248,7 @@
         </w:tc>
         <w:tc>
           <w:tcPr>
-            <w:tcW w:type="dxa" w:w="6408"/>
+            <w:tcW w:type="dxa" w:w="5112"/>
           </w:tcPr>
           <w:p>
             <w:r/>
@@ -5176,11 +6281,27 @@
             </w:r>
           </w:p>
         </w:tc>
+        <w:tc>
+          <w:tcPr>
+            <w:tcW w:type="dxa" w:w="1512"/>
+          </w:tcPr>
+          <w:p>
+            <w:r/>
+            <w:r>
+              <w:rPr>
+                <w:rFonts w:ascii="Arial" w:hAnsi="Arial"/>
+                <w:b w:val="0"/>
+                <w:sz w:val="19"/>
+              </w:rPr>
+              <w:t>238–248</w:t>
+            </w:r>
+          </w:p>
+        </w:tc>
       </w:tr>
       <w:tr>
         <w:tc>
           <w:tcPr>
-            <w:tcW w:type="dxa" w:w="1728"/>
+            <w:tcW w:type="dxa" w:w="1656"/>
             <w:shd w:val="clear" w:color="auto" w:fill="FFF4E5"/>
           </w:tcPr>
           <w:p>
@@ -5200,7 +6321,7 @@
         </w:tc>
         <w:tc>
           <w:tcPr>
-            <w:tcW w:type="dxa" w:w="6408"/>
+            <w:tcW w:type="dxa" w:w="5112"/>
             <w:shd w:val="clear" w:color="auto" w:fill="FFF4E5"/>
           </w:tcPr>
           <w:p>
@@ -5236,11 +6357,28 @@
             </w:r>
           </w:p>
         </w:tc>
+        <w:tc>
+          <w:tcPr>
+            <w:tcW w:type="dxa" w:w="1512"/>
+            <w:shd w:val="clear" w:color="auto" w:fill="FFF4E5"/>
+          </w:tcPr>
+          <w:p>
+            <w:r/>
+            <w:r>
+              <w:rPr>
+                <w:rFonts w:ascii="Arial" w:hAnsi="Arial"/>
+                <w:b w:val="0"/>
+                <w:sz w:val="19"/>
+              </w:rPr>
+              <w:t>—</w:t>
+            </w:r>
+          </w:p>
+        </w:tc>
       </w:tr>
       <w:tr>
         <w:tc>
           <w:tcPr>
-            <w:tcW w:type="dxa" w:w="1728"/>
+            <w:tcW w:type="dxa" w:w="1656"/>
           </w:tcPr>
           <w:p>
             <w:pPr>
@@ -5259,7 +6397,7 @@
         </w:tc>
         <w:tc>
           <w:tcPr>
-            <w:tcW w:type="dxa" w:w="6408"/>
+            <w:tcW w:type="dxa" w:w="5112"/>
           </w:tcPr>
           <w:p>
             <w:r/>
@@ -5289,6 +6427,22 @@
                 <w:sz w:val="19"/>
               </w:rPr>
               <w:t>30 min</w:t>
+            </w:r>
+          </w:p>
+        </w:tc>
+        <w:tc>
+          <w:tcPr>
+            <w:tcW w:type="dxa" w:w="1512"/>
+          </w:tcPr>
+          <w:p>
+            <w:r/>
+            <w:r>
+              <w:rPr>
+                <w:rFonts w:ascii="Arial" w:hAnsi="Arial"/>
+                <w:b w:val="0"/>
+                <w:sz w:val="19"/>
+              </w:rPr>
+              <w:t>249–258</w:t>
             </w:r>
           </w:p>
         </w:tc>
@@ -5302,14 +6456,15 @@
         <w:tblLook w:firstColumn="1" w:firstRow="1" w:lastColumn="0" w:lastRow="0" w:noHBand="0" w:noVBand="1" w:val="04A0"/>
       </w:tblPr>
       <w:tblGrid>
-        <w:gridCol w:w="2880"/>
-        <w:gridCol w:w="2880"/>
-        <w:gridCol w:w="2880"/>
+        <w:gridCol w:w="1656"/>
+        <w:gridCol w:w="5112"/>
+        <w:gridCol w:w="1224"/>
+        <w:gridCol w:w="1512"/>
       </w:tblGrid>
       <w:tr>
         <w:tc>
           <w:tcPr>
-            <w:tcW w:type="dxa" w:w="1728"/>
+            <w:tcW w:type="dxa" w:w="1656"/>
             <w:shd w:val="clear" w:color="auto" w:fill="1F6FEB"/>
           </w:tcPr>
           <w:p>
@@ -5330,7 +6485,7 @@
         </w:tc>
         <w:tc>
           <w:tcPr>
-            <w:tcW w:type="dxa" w:w="6408"/>
+            <w:tcW w:type="dxa" w:w="5112"/>
             <w:shd w:val="clear" w:color="auto" w:fill="1F6FEB"/>
           </w:tcPr>
           <w:p>
@@ -5370,11 +6525,28 @@
             </w:r>
           </w:p>
         </w:tc>
+        <w:tc>
+          <w:tcPr>
+            <w:tcW w:type="dxa" w:w="1512"/>
+            <w:shd w:val="clear" w:color="auto" w:fill="1F6FEB"/>
+          </w:tcPr>
+          <w:p>
+            <w:r/>
+            <w:r>
+              <w:rPr>
+                <w:rFonts w:ascii="Arial" w:hAnsi="Arial"/>
+                <w:b/>
+                <w:sz w:val="19"/>
+              </w:rPr>
+              <w:t>Slides</w:t>
+            </w:r>
+          </w:p>
+        </w:tc>
       </w:tr>
       <w:tr>
         <w:tc>
           <w:tcPr>
-            <w:tcW w:type="dxa" w:w="1728"/>
+            <w:tcW w:type="dxa" w:w="1656"/>
             <w:shd w:val="clear" w:color="auto" w:fill="FFF4E5"/>
           </w:tcPr>
           <w:p>
@@ -5394,7 +6566,7 @@
         </w:tc>
         <w:tc>
           <w:tcPr>
-            <w:tcW w:type="dxa" w:w="6408"/>
+            <w:tcW w:type="dxa" w:w="5112"/>
             <w:shd w:val="clear" w:color="auto" w:fill="FFF4E5"/>
           </w:tcPr>
           <w:p>
@@ -5427,6 +6599,23 @@
                 <w:sz w:val="19"/>
               </w:rPr>
               <w:t>60 min</w:t>
+            </w:r>
+          </w:p>
+        </w:tc>
+        <w:tc>
+          <w:tcPr>
+            <w:tcW w:type="dxa" w:w="1512"/>
+            <w:shd w:val="clear" w:color="auto" w:fill="FFF4E5"/>
+          </w:tcPr>
+          <w:p>
+            <w:r/>
+            <w:r>
+              <w:rPr>
+                <w:rFonts w:ascii="Arial" w:hAnsi="Arial"/>
+                <w:b w:val="0"/>
+                <w:sz w:val="19"/>
+              </w:rPr>
+              <w:t>—</w:t>
             </w:r>
           </w:p>
         </w:tc>
@@ -5453,14 +6642,15 @@
         <w:tblLook w:firstColumn="1" w:firstRow="1" w:lastColumn="0" w:lastRow="0" w:noHBand="0" w:noVBand="1" w:val="04A0"/>
       </w:tblPr>
       <w:tblGrid>
-        <w:gridCol w:w="2880"/>
-        <w:gridCol w:w="2880"/>
-        <w:gridCol w:w="2880"/>
+        <w:gridCol w:w="1656"/>
+        <w:gridCol w:w="5112"/>
+        <w:gridCol w:w="1224"/>
+        <w:gridCol w:w="1512"/>
       </w:tblGrid>
       <w:tr>
         <w:tc>
           <w:tcPr>
-            <w:tcW w:type="dxa" w:w="1728"/>
+            <w:tcW w:type="dxa" w:w="1656"/>
             <w:shd w:val="clear" w:color="auto" w:fill="1F6FEB"/>
           </w:tcPr>
           <w:p>
@@ -5481,7 +6671,7 @@
         </w:tc>
         <w:tc>
           <w:tcPr>
-            <w:tcW w:type="dxa" w:w="6408"/>
+            <w:tcW w:type="dxa" w:w="5112"/>
             <w:shd w:val="clear" w:color="auto" w:fill="1F6FEB"/>
           </w:tcPr>
           <w:p>
@@ -5521,11 +6711,28 @@
             </w:r>
           </w:p>
         </w:tc>
+        <w:tc>
+          <w:tcPr>
+            <w:tcW w:type="dxa" w:w="1512"/>
+            <w:shd w:val="clear" w:color="auto" w:fill="1F6FEB"/>
+          </w:tcPr>
+          <w:p>
+            <w:r/>
+            <w:r>
+              <w:rPr>
+                <w:rFonts w:ascii="Arial" w:hAnsi="Arial"/>
+                <w:b/>
+                <w:sz w:val="19"/>
+              </w:rPr>
+              <w:t>Slides</w:t>
+            </w:r>
+          </w:p>
+        </w:tc>
       </w:tr>
       <w:tr>
         <w:tc>
           <w:tcPr>
-            <w:tcW w:type="dxa" w:w="1728"/>
+            <w:tcW w:type="dxa" w:w="1656"/>
             <w:shd w:val="clear" w:color="auto" w:fill="E8F0FE"/>
           </w:tcPr>
           <w:p>
@@ -5545,7 +6752,7 @@
         </w:tc>
         <w:tc>
           <w:tcPr>
-            <w:tcW w:type="dxa" w:w="6408"/>
+            <w:tcW w:type="dxa" w:w="5112"/>
             <w:shd w:val="clear" w:color="auto" w:fill="E8F0FE"/>
           </w:tcPr>
           <w:p>
@@ -5581,11 +6788,28 @@
             </w:r>
           </w:p>
         </w:tc>
+        <w:tc>
+          <w:tcPr>
+            <w:tcW w:type="dxa" w:w="1512"/>
+            <w:shd w:val="clear" w:color="auto" w:fill="E8F0FE"/>
+          </w:tcPr>
+          <w:p>
+            <w:r/>
+            <w:r>
+              <w:rPr>
+                <w:rFonts w:ascii="Arial" w:hAnsi="Arial"/>
+                <w:b w:val="0"/>
+                <w:sz w:val="19"/>
+              </w:rPr>
+              <w:t>234–259</w:t>
+            </w:r>
+          </w:p>
+        </w:tc>
       </w:tr>
       <w:tr>
         <w:tc>
           <w:tcPr>
-            <w:tcW w:type="dxa" w:w="1728"/>
+            <w:tcW w:type="dxa" w:w="1656"/>
           </w:tcPr>
           <w:p>
             <w:pPr>
@@ -5604,7 +6828,7 @@
         </w:tc>
         <w:tc>
           <w:tcPr>
-            <w:tcW w:type="dxa" w:w="6408"/>
+            <w:tcW w:type="dxa" w:w="5112"/>
           </w:tcPr>
           <w:p>
             <w:r/>
@@ -5637,11 +6861,27 @@
             </w:r>
           </w:p>
         </w:tc>
+        <w:tc>
+          <w:tcPr>
+            <w:tcW w:type="dxa" w:w="1512"/>
+          </w:tcPr>
+          <w:p>
+            <w:r/>
+            <w:r>
+              <w:rPr>
+                <w:rFonts w:ascii="Arial" w:hAnsi="Arial"/>
+                <w:b w:val="0"/>
+                <w:sz w:val="19"/>
+              </w:rPr>
+              <w:t>249–258</w:t>
+            </w:r>
+          </w:p>
+        </w:tc>
       </w:tr>
       <w:tr>
         <w:tc>
           <w:tcPr>
-            <w:tcW w:type="dxa" w:w="1728"/>
+            <w:tcW w:type="dxa" w:w="1656"/>
             <w:shd w:val="clear" w:color="auto" w:fill="E8F0FE"/>
           </w:tcPr>
           <w:p>
@@ -5661,19 +6901,18 @@
         </w:tc>
         <w:tc>
           <w:tcPr>
-            <w:tcW w:type="dxa" w:w="6408"/>
+            <w:tcW w:type="dxa" w:w="5112"/>
             <w:shd w:val="clear" w:color="auto" w:fill="E8F0FE"/>
           </w:tcPr>
           <w:p>
             <w:r/>
             <w:r>
               <w:rPr>
+                <w:rFonts w:ascii="Arial" w:hAnsi="Arial"/>
                 <w:b/>
-                <w:i w:val="0"/>
-                <w:color w:val="1F6FEB"/>
                 <w:sz w:val="19"/>
               </w:rPr>
-              <w:t>Topic 8: Mini Capstone Project and Presentation</w:t>
+              <w:t>LU3 · Topic 8: Mini Capstone Project and Presentation</w:t>
             </w:r>
           </w:p>
         </w:tc>
@@ -5697,11 +6936,28 @@
             </w:r>
           </w:p>
         </w:tc>
+        <w:tc>
+          <w:tcPr>
+            <w:tcW w:type="dxa" w:w="1512"/>
+            <w:shd w:val="clear" w:color="auto" w:fill="E8F0FE"/>
+          </w:tcPr>
+          <w:p>
+            <w:r/>
+            <w:r>
+              <w:rPr>
+                <w:rFonts w:ascii="Arial" w:hAnsi="Arial"/>
+                <w:b w:val="0"/>
+                <w:sz w:val="19"/>
+              </w:rPr>
+              <w:t>260–268</w:t>
+            </w:r>
+          </w:p>
+        </w:tc>
       </w:tr>
       <w:tr>
         <w:tc>
           <w:tcPr>
-            <w:tcW w:type="dxa" w:w="1728"/>
+            <w:tcW w:type="dxa" w:w="1656"/>
           </w:tcPr>
           <w:p>
             <w:pPr>
@@ -5720,7 +6976,7 @@
         </w:tc>
         <w:tc>
           <w:tcPr>
-            <w:tcW w:type="dxa" w:w="6408"/>
+            <w:tcW w:type="dxa" w:w="5112"/>
           </w:tcPr>
           <w:p>
             <w:r/>
@@ -5753,11 +7009,27 @@
             </w:r>
           </w:p>
         </w:tc>
+        <w:tc>
+          <w:tcPr>
+            <w:tcW w:type="dxa" w:w="1512"/>
+          </w:tcPr>
+          <w:p>
+            <w:r/>
+            <w:r>
+              <w:rPr>
+                <w:rFonts w:ascii="Arial" w:hAnsi="Arial"/>
+                <w:b w:val="0"/>
+                <w:sz w:val="19"/>
+              </w:rPr>
+              <w:t>263–268</w:t>
+            </w:r>
+          </w:p>
+        </w:tc>
       </w:tr>
       <w:tr>
         <w:tc>
           <w:tcPr>
-            <w:tcW w:type="dxa" w:w="1728"/>
+            <w:tcW w:type="dxa" w:w="1656"/>
           </w:tcPr>
           <w:p>
             <w:pPr>
@@ -5776,7 +7048,7 @@
         </w:tc>
         <w:tc>
           <w:tcPr>
-            <w:tcW w:type="dxa" w:w="6408"/>
+            <w:tcW w:type="dxa" w:w="5112"/>
           </w:tcPr>
           <w:p>
             <w:r/>
@@ -5809,11 +7081,27 @@
             </w:r>
           </w:p>
         </w:tc>
+        <w:tc>
+          <w:tcPr>
+            <w:tcW w:type="dxa" w:w="1512"/>
+          </w:tcPr>
+          <w:p>
+            <w:r/>
+            <w:r>
+              <w:rPr>
+                <w:rFonts w:ascii="Arial" w:hAnsi="Arial"/>
+                <w:b w:val="0"/>
+                <w:sz w:val="19"/>
+              </w:rPr>
+              <w:t>260–268</w:t>
+            </w:r>
+          </w:p>
+        </w:tc>
       </w:tr>
       <w:tr>
         <w:tc>
           <w:tcPr>
-            <w:tcW w:type="dxa" w:w="1728"/>
+            <w:tcW w:type="dxa" w:w="1656"/>
             <w:shd w:val="clear" w:color="auto" w:fill="FFF4E5"/>
           </w:tcPr>
           <w:p>
@@ -5833,7 +7121,7 @@
         </w:tc>
         <w:tc>
           <w:tcPr>
-            <w:tcW w:type="dxa" w:w="6408"/>
+            <w:tcW w:type="dxa" w:w="5112"/>
             <w:shd w:val="clear" w:color="auto" w:fill="FFF4E5"/>
           </w:tcPr>
           <w:p>
@@ -5869,11 +7157,28 @@
             </w:r>
           </w:p>
         </w:tc>
+        <w:tc>
+          <w:tcPr>
+            <w:tcW w:type="dxa" w:w="1512"/>
+            <w:shd w:val="clear" w:color="auto" w:fill="FFF4E5"/>
+          </w:tcPr>
+          <w:p>
+            <w:r/>
+            <w:r>
+              <w:rPr>
+                <w:rFonts w:ascii="Arial" w:hAnsi="Arial"/>
+                <w:b w:val="0"/>
+                <w:sz w:val="19"/>
+              </w:rPr>
+              <w:t>—</w:t>
+            </w:r>
+          </w:p>
+        </w:tc>
       </w:tr>
       <w:tr>
         <w:tc>
           <w:tcPr>
-            <w:tcW w:type="dxa" w:w="1728"/>
+            <w:tcW w:type="dxa" w:w="1656"/>
           </w:tcPr>
           <w:p>
             <w:pPr>
@@ -5892,7 +7197,7 @@
         </w:tc>
         <w:tc>
           <w:tcPr>
-            <w:tcW w:type="dxa" w:w="6408"/>
+            <w:tcW w:type="dxa" w:w="5112"/>
           </w:tcPr>
           <w:p>
             <w:r/>
@@ -5925,11 +7230,27 @@
             </w:r>
           </w:p>
         </w:tc>
+        <w:tc>
+          <w:tcPr>
+            <w:tcW w:type="dxa" w:w="1512"/>
+          </w:tcPr>
+          <w:p>
+            <w:r/>
+            <w:r>
+              <w:rPr>
+                <w:rFonts w:ascii="Arial" w:hAnsi="Arial"/>
+                <w:b w:val="0"/>
+                <w:sz w:val="19"/>
+              </w:rPr>
+              <w:t>260–268</w:t>
+            </w:r>
+          </w:p>
+        </w:tc>
       </w:tr>
       <w:tr>
         <w:tc>
           <w:tcPr>
-            <w:tcW w:type="dxa" w:w="1728"/>
+            <w:tcW w:type="dxa" w:w="1656"/>
           </w:tcPr>
           <w:p>
             <w:pPr>
@@ -5948,7 +7269,7 @@
         </w:tc>
         <w:tc>
           <w:tcPr>
-            <w:tcW w:type="dxa" w:w="6408"/>
+            <w:tcW w:type="dxa" w:w="5112"/>
           </w:tcPr>
           <w:p>
             <w:r/>
@@ -5978,6 +7299,22 @@
                 <w:sz w:val="19"/>
               </w:rPr>
               <w:t>45 min</w:t>
+            </w:r>
+          </w:p>
+        </w:tc>
+        <w:tc>
+          <w:tcPr>
+            <w:tcW w:type="dxa" w:w="1512"/>
+          </w:tcPr>
+          <w:p>
+            <w:r/>
+            <w:r>
+              <w:rPr>
+                <w:rFonts w:ascii="Arial" w:hAnsi="Arial"/>
+                <w:b w:val="0"/>
+                <w:sz w:val="19"/>
+              </w:rPr>
+              <w:t>263–268</w:t>
             </w:r>
           </w:p>
         </w:tc>

--- a/courseware/LP-No Code and Low Code Agentic AI Applications.docx
+++ b/courseware/LP-No Code and Low Code Agentic AI Applications.docx
@@ -6946,10 +6946,9 @@
             <w:r>
               <w:rPr>
                 <w:rFonts w:ascii="Arial" w:hAnsi="Arial"/>
-                <w:b w:val="0"/>
                 <w:sz w:val="19"/>
               </w:rPr>
-              <w:t>260–268</w:t>
+              <w:t>260–267</w:t>
             </w:r>
           </w:p>
         </w:tc>
@@ -7018,10 +7017,9 @@
             <w:r>
               <w:rPr>
                 <w:rFonts w:ascii="Arial" w:hAnsi="Arial"/>
-                <w:b w:val="0"/>
                 <w:sz w:val="19"/>
               </w:rPr>
-              <w:t>263–268</w:t>
+              <w:t>263–267</w:t>
             </w:r>
           </w:p>
         </w:tc>
@@ -7090,10 +7088,9 @@
             <w:r>
               <w:rPr>
                 <w:rFonts w:ascii="Arial" w:hAnsi="Arial"/>
-                <w:b w:val="0"/>
                 <w:sz w:val="19"/>
               </w:rPr>
-              <w:t>260–268</w:t>
+              <w:t>260–267</w:t>
             </w:r>
           </w:p>
         </w:tc>
@@ -7239,10 +7236,9 @@
             <w:r>
               <w:rPr>
                 <w:rFonts w:ascii="Arial" w:hAnsi="Arial"/>
-                <w:b w:val="0"/>
                 <w:sz w:val="19"/>
               </w:rPr>
-              <w:t>260–268</w:t>
+              <w:t>260–267</w:t>
             </w:r>
           </w:p>
         </w:tc>
@@ -7311,10 +7307,9 @@
             <w:r>
               <w:rPr>
                 <w:rFonts w:ascii="Arial" w:hAnsi="Arial"/>
-                <w:b w:val="0"/>
                 <w:sz w:val="19"/>
               </w:rPr>
-              <w:t>263–268</w:t>
+              <w:t>263–267</w:t>
             </w:r>
           </w:p>
         </w:tc>
